--- a/Travel English - Ko Yoonsun/07_Solving_Problems_Lost_Items,_Cards_and_Medical_Help_강사용.docx
+++ b/Travel English - Ko Yoonsun/07_Solving_Problems_Lost_Items,_Cards_and_Medical_Help_강사용.docx
@@ -46,7 +46,7 @@
           <w:color w:val="000000"/>
           <w:sz w:val="20"/>
         </w:rPr>
-        <w:t>50-minute teacher guide based on the student handout.</w:t>
+        <w:t>60-minute teacher guide based on the student handout.</w:t>
       </w:r>
     </w:p>
     <w:p>
@@ -64,7 +64,7 @@
           <w:color w:val="F79646"/>
           <w:sz w:val="32"/>
         </w:rPr>
-        <w:t>Class Flow — 50 Minutes</w:t>
+        <w:t>Class Flow — 60 Minutes</w:t>
       </w:r>
     </w:p>
     <w:tbl>
@@ -290,7 +290,7 @@
                 <w:color w:val="000000"/>
                 <w:sz w:val="18"/>
               </w:rPr>
-              <w:t>5</w:t>
+              <w:t>6</w:t>
             </w:r>
           </w:p>
         </w:tc>
@@ -362,7 +362,7 @@
                 <w:color w:val="000000"/>
                 <w:sz w:val="18"/>
               </w:rPr>
-              <w:t>24</w:t>
+              <w:t>36</w:t>
             </w:r>
           </w:p>
         </w:tc>
@@ -434,7 +434,7 @@
                 <w:color w:val="000000"/>
                 <w:sz w:val="18"/>
               </w:rPr>
-              <w:t>9</w:t>
+              <w:t>7</w:t>
             </w:r>
           </w:p>
         </w:tc>
@@ -506,7 +506,7 @@
                 <w:color w:val="000000"/>
                 <w:sz w:val="18"/>
               </w:rPr>
-              <w:t>4</w:t>
+              <w:t>3</w:t>
             </w:r>
           </w:p>
         </w:tc>
@@ -529,7 +529,7 @@
           <w:color w:val="000000"/>
           <w:sz w:val="20"/>
         </w:rPr>
-        <w:t>Total: 50 minutes</w:t>
+        <w:t>Total: 60 minutes</w:t>
       </w:r>
     </w:p>
     <w:p>
@@ -826,7 +826,7 @@
           <w:color w:val="000000"/>
           <w:sz w:val="20"/>
         </w:rPr>
-        <w:t>Please fill out this lost-item form.</w:t>
+        <w:t>Is there anything special on it?</w:t>
       </w:r>
     </w:p>
     <w:p>
@@ -851,7 +851,7 @@
           <w:color w:val="000000"/>
           <w:sz w:val="20"/>
         </w:rPr>
-        <w:t>Could you contact me by email if someone finds it?</w:t>
+        <w:t>Yes. There's a small photo of my daughter on the back.</w:t>
       </w:r>
     </w:p>
     <w:p>
@@ -876,12 +876,162 @@
           <w:color w:val="000000"/>
           <w:sz w:val="20"/>
         </w:rPr>
-        <w:t>Of course.</w:t>
-      </w:r>
-    </w:p>
-    <w:p>
-      <w:pPr>
-        <w:spacing w:after="60"/>
+        <w:t>That will help us identify it. Please fill out this lost-item form.</w:t>
+      </w:r>
+    </w:p>
+    <w:p>
+      <w:pPr>
+        <w:spacing w:after="0"/>
+      </w:pPr>
+      <w:r>
+        <w:rPr>
+          <w:rFonts w:ascii="Times New Roman" w:hAnsi="Times New Roman" w:eastAsia="Malgun Gothic"/>
+          <w:b/>
+          <w:i w:val="0"/>
+          <w:color w:val="000000"/>
+          <w:sz w:val="20"/>
+        </w:rPr>
+        <w:t xml:space="preserve">Traveler: </w:t>
+      </w:r>
+      <w:r>
+        <w:rPr>
+          <w:rFonts w:ascii="Times New Roman" w:hAnsi="Times New Roman" w:eastAsia="Malgun Gothic"/>
+          <w:b w:val="0"/>
+          <w:i w:val="0"/>
+          <w:color w:val="000000"/>
+          <w:sz w:val="20"/>
+        </w:rPr>
+        <w:t>Of course. Could you contact me by email if someone finds it?</w:t>
+      </w:r>
+    </w:p>
+    <w:p>
+      <w:pPr>
+        <w:spacing w:after="0"/>
+      </w:pPr>
+      <w:r>
+        <w:rPr>
+          <w:rFonts w:ascii="Times New Roman" w:hAnsi="Times New Roman" w:eastAsia="Malgun Gothic"/>
+          <w:b/>
+          <w:i w:val="0"/>
+          <w:color w:val="000000"/>
+          <w:sz w:val="20"/>
+        </w:rPr>
+        <w:t xml:space="preserve">Staff: </w:t>
+      </w:r>
+      <w:r>
+        <w:rPr>
+          <w:rFonts w:ascii="Times New Roman" w:hAnsi="Times New Roman" w:eastAsia="Malgun Gothic"/>
+          <w:b w:val="0"/>
+          <w:i w:val="0"/>
+          <w:color w:val="000000"/>
+          <w:sz w:val="20"/>
+        </w:rPr>
+        <w:t>Yes. We'll email you as soon as it turns up.</w:t>
+      </w:r>
+    </w:p>
+    <w:p>
+      <w:pPr>
+        <w:spacing w:after="0"/>
+      </w:pPr>
+      <w:r>
+        <w:rPr>
+          <w:rFonts w:ascii="Times New Roman" w:hAnsi="Times New Roman" w:eastAsia="Malgun Gothic"/>
+          <w:b/>
+          <w:i w:val="0"/>
+          <w:color w:val="000000"/>
+          <w:sz w:val="20"/>
+        </w:rPr>
+        <w:t xml:space="preserve">Traveler: </w:t>
+      </w:r>
+      <w:r>
+        <w:rPr>
+          <w:rFonts w:ascii="Times New Roman" w:hAnsi="Times New Roman" w:eastAsia="Malgun Gothic"/>
+          <w:b w:val="0"/>
+          <w:i w:val="0"/>
+          <w:color w:val="000000"/>
+          <w:sz w:val="20"/>
+        </w:rPr>
+        <w:t>How long does it usually take?</w:t>
+      </w:r>
+    </w:p>
+    <w:p>
+      <w:pPr>
+        <w:spacing w:after="0"/>
+      </w:pPr>
+      <w:r>
+        <w:rPr>
+          <w:rFonts w:ascii="Times New Roman" w:hAnsi="Times New Roman" w:eastAsia="Malgun Gothic"/>
+          <w:b/>
+          <w:i w:val="0"/>
+          <w:color w:val="000000"/>
+          <w:sz w:val="20"/>
+        </w:rPr>
+        <w:t xml:space="preserve">Staff: </w:t>
+      </w:r>
+      <w:r>
+        <w:rPr>
+          <w:rFonts w:ascii="Times New Roman" w:hAnsi="Times New Roman" w:eastAsia="Malgun Gothic"/>
+          <w:b w:val="0"/>
+          <w:i w:val="0"/>
+          <w:color w:val="000000"/>
+          <w:sz w:val="20"/>
+        </w:rPr>
+        <w:t>Usually a day or two. Please keep your phone nearby.</w:t>
+      </w:r>
+    </w:p>
+    <w:p>
+      <w:pPr>
+        <w:spacing w:after="0"/>
+      </w:pPr>
+      <w:r>
+        <w:rPr>
+          <w:rFonts w:ascii="Times New Roman" w:hAnsi="Times New Roman" w:eastAsia="Malgun Gothic"/>
+          <w:b/>
+          <w:i w:val="0"/>
+          <w:color w:val="000000"/>
+          <w:sz w:val="20"/>
+        </w:rPr>
+        <w:t xml:space="preserve">Traveler: </w:t>
+      </w:r>
+      <w:r>
+        <w:rPr>
+          <w:rFonts w:ascii="Times New Roman" w:hAnsi="Times New Roman" w:eastAsia="Malgun Gothic"/>
+          <w:b w:val="0"/>
+          <w:i w:val="0"/>
+          <w:color w:val="000000"/>
+          <w:sz w:val="20"/>
+        </w:rPr>
+        <w:t>Thank you so much for your help.</w:t>
+      </w:r>
+    </w:p>
+    <w:p>
+      <w:pPr>
+        <w:spacing w:after="0"/>
+      </w:pPr>
+      <w:r>
+        <w:rPr>
+          <w:rFonts w:ascii="Times New Roman" w:hAnsi="Times New Roman" w:eastAsia="Malgun Gothic"/>
+          <w:b/>
+          <w:i w:val="0"/>
+          <w:color w:val="000000"/>
+          <w:sz w:val="20"/>
+        </w:rPr>
+        <w:t xml:space="preserve">Staff: </w:t>
+      </w:r>
+      <w:r>
+        <w:rPr>
+          <w:rFonts w:ascii="Times New Roman" w:hAnsi="Times New Roman" w:eastAsia="Malgun Gothic"/>
+          <w:b w:val="0"/>
+          <w:i w:val="0"/>
+          <w:color w:val="000000"/>
+          <w:sz w:val="20"/>
+        </w:rPr>
+        <w:t>You're welcome. I hope you get it back soon.</w:t>
+      </w:r>
+    </w:p>
+    <w:p>
+      <w:pPr>
+        <w:spacing w:after="100"/>
       </w:pPr>
     </w:p>
     <w:p>
@@ -1415,6 +1565,150 @@
           </w:p>
         </w:tc>
       </w:tr>
+      <w:tr>
+        <w:tc>
+          <w:tcPr>
+            <w:tcW w:type="dxa" w:w="3000"/>
+            <w:vAlign w:val="center"/>
+            <w:tcMar>
+              <w:top w:w="70" w:type="dxa"/>
+              <w:bottom w:w="70" w:type="dxa"/>
+              <w:start w:w="90" w:type="dxa"/>
+              <w:end w:w="90" w:type="dxa"/>
+            </w:tcMar>
+            <w:tcBorders>
+              <w:top w:val="single" w:sz="6" w:color="808080"/>
+              <w:left w:val="single" w:sz="6" w:color="808080"/>
+              <w:bottom w:val="single" w:sz="6" w:color="808080"/>
+              <w:right w:val="single" w:sz="6" w:color="808080"/>
+              <w:insideH w:val="single" w:sz="6" w:color="808080"/>
+              <w:insideV w:val="single" w:sz="6" w:color="808080"/>
+            </w:tcBorders>
+          </w:tcPr>
+          <w:p>
+            <w:pPr>
+              <w:spacing w:after="0"/>
+            </w:pPr>
+            <w:r>
+              <w:rPr>
+                <w:rFonts w:ascii="Times New Roman" w:hAnsi="Times New Roman" w:eastAsia="Malgun Gothic"/>
+                <w:b w:val="0"/>
+                <w:i w:val="0"/>
+                <w:color w:val="000000"/>
+                <w:sz w:val="18"/>
+              </w:rPr>
+              <w:t>identify</w:t>
+            </w:r>
+          </w:p>
+        </w:tc>
+        <w:tc>
+          <w:tcPr>
+            <w:tcW w:type="dxa" w:w="6000"/>
+            <w:vAlign w:val="center"/>
+            <w:tcMar>
+              <w:top w:w="70" w:type="dxa"/>
+              <w:bottom w:w="70" w:type="dxa"/>
+              <w:start w:w="90" w:type="dxa"/>
+              <w:end w:w="90" w:type="dxa"/>
+            </w:tcMar>
+            <w:tcBorders>
+              <w:top w:val="single" w:sz="6" w:color="808080"/>
+              <w:left w:val="single" w:sz="6" w:color="808080"/>
+              <w:bottom w:val="single" w:sz="6" w:color="808080"/>
+              <w:right w:val="single" w:sz="6" w:color="808080"/>
+              <w:insideH w:val="single" w:sz="6" w:color="808080"/>
+              <w:insideV w:val="single" w:sz="6" w:color="808080"/>
+            </w:tcBorders>
+          </w:tcPr>
+          <w:p>
+            <w:pPr>
+              <w:spacing w:after="0"/>
+            </w:pPr>
+            <w:r>
+              <w:rPr>
+                <w:rFonts w:ascii="Times New Roman" w:hAnsi="Times New Roman" w:eastAsia="Malgun Gothic"/>
+                <w:b w:val="0"/>
+                <w:i w:val="0"/>
+                <w:color w:val="000000"/>
+                <w:sz w:val="18"/>
+              </w:rPr>
+              <w:t>확인하다, 식별하다</w:t>
+            </w:r>
+          </w:p>
+        </w:tc>
+      </w:tr>
+      <w:tr>
+        <w:tc>
+          <w:tcPr>
+            <w:tcW w:type="dxa" w:w="3000"/>
+            <w:vAlign w:val="center"/>
+            <w:tcMar>
+              <w:top w:w="70" w:type="dxa"/>
+              <w:bottom w:w="70" w:type="dxa"/>
+              <w:start w:w="90" w:type="dxa"/>
+              <w:end w:w="90" w:type="dxa"/>
+            </w:tcMar>
+            <w:tcBorders>
+              <w:top w:val="single" w:sz="6" w:color="808080"/>
+              <w:left w:val="single" w:sz="6" w:color="808080"/>
+              <w:bottom w:val="single" w:sz="6" w:color="808080"/>
+              <w:right w:val="single" w:sz="6" w:color="808080"/>
+              <w:insideH w:val="single" w:sz="6" w:color="808080"/>
+              <w:insideV w:val="single" w:sz="6" w:color="808080"/>
+            </w:tcBorders>
+          </w:tcPr>
+          <w:p>
+            <w:pPr>
+              <w:spacing w:after="0"/>
+            </w:pPr>
+            <w:r>
+              <w:rPr>
+                <w:rFonts w:ascii="Times New Roman" w:hAnsi="Times New Roman" w:eastAsia="Malgun Gothic"/>
+                <w:b w:val="0"/>
+                <w:i w:val="0"/>
+                <w:color w:val="000000"/>
+                <w:sz w:val="18"/>
+              </w:rPr>
+              <w:t>turn up</w:t>
+            </w:r>
+          </w:p>
+        </w:tc>
+        <w:tc>
+          <w:tcPr>
+            <w:tcW w:type="dxa" w:w="6000"/>
+            <w:vAlign w:val="center"/>
+            <w:tcMar>
+              <w:top w:w="70" w:type="dxa"/>
+              <w:bottom w:w="70" w:type="dxa"/>
+              <w:start w:w="90" w:type="dxa"/>
+              <w:end w:w="90" w:type="dxa"/>
+            </w:tcMar>
+            <w:tcBorders>
+              <w:top w:val="single" w:sz="6" w:color="808080"/>
+              <w:left w:val="single" w:sz="6" w:color="808080"/>
+              <w:bottom w:val="single" w:sz="6" w:color="808080"/>
+              <w:right w:val="single" w:sz="6" w:color="808080"/>
+              <w:insideH w:val="single" w:sz="6" w:color="808080"/>
+              <w:insideV w:val="single" w:sz="6" w:color="808080"/>
+            </w:tcBorders>
+          </w:tcPr>
+          <w:p>
+            <w:pPr>
+              <w:spacing w:after="0"/>
+            </w:pPr>
+            <w:r>
+              <w:rPr>
+                <w:rFonts w:ascii="Times New Roman" w:hAnsi="Times New Roman" w:eastAsia="Malgun Gothic"/>
+                <w:b w:val="0"/>
+                <w:i w:val="0"/>
+                <w:color w:val="000000"/>
+                <w:sz w:val="18"/>
+              </w:rPr>
+              <w:t>나타나다, 발견되다</w:t>
+            </w:r>
+          </w:p>
+        </w:tc>
+      </w:tr>
     </w:tbl>
     <w:p>
       <w:pPr>
@@ -1736,6 +2030,150 @@
           </w:p>
         </w:tc>
       </w:tr>
+      <w:tr>
+        <w:tc>
+          <w:tcPr>
+            <w:tcW w:type="dxa" w:w="5000"/>
+            <w:vAlign w:val="center"/>
+            <w:tcMar>
+              <w:top w:w="70" w:type="dxa"/>
+              <w:bottom w:w="70" w:type="dxa"/>
+              <w:start w:w="90" w:type="dxa"/>
+              <w:end w:w="90" w:type="dxa"/>
+            </w:tcMar>
+            <w:tcBorders>
+              <w:top w:val="single" w:sz="6" w:color="808080"/>
+              <w:left w:val="single" w:sz="6" w:color="808080"/>
+              <w:bottom w:val="single" w:sz="6" w:color="808080"/>
+              <w:right w:val="single" w:sz="6" w:color="808080"/>
+              <w:insideH w:val="single" w:sz="6" w:color="808080"/>
+              <w:insideV w:val="single" w:sz="6" w:color="808080"/>
+            </w:tcBorders>
+          </w:tcPr>
+          <w:p>
+            <w:pPr>
+              <w:spacing w:after="0"/>
+            </w:pPr>
+            <w:r>
+              <w:rPr>
+                <w:rFonts w:ascii="Times New Roman" w:hAnsi="Times New Roman" w:eastAsia="Malgun Gothic"/>
+                <w:b w:val="0"/>
+                <w:i w:val="0"/>
+                <w:color w:val="000000"/>
+                <w:sz w:val="18"/>
+              </w:rPr>
+              <w:t>Could you contact me if you find it?</w:t>
+            </w:r>
+          </w:p>
+        </w:tc>
+        <w:tc>
+          <w:tcPr>
+            <w:tcW w:type="dxa" w:w="4000"/>
+            <w:vAlign w:val="center"/>
+            <w:tcMar>
+              <w:top w:w="70" w:type="dxa"/>
+              <w:bottom w:w="70" w:type="dxa"/>
+              <w:start w:w="90" w:type="dxa"/>
+              <w:end w:w="90" w:type="dxa"/>
+            </w:tcMar>
+            <w:tcBorders>
+              <w:top w:val="single" w:sz="6" w:color="808080"/>
+              <w:left w:val="single" w:sz="6" w:color="808080"/>
+              <w:bottom w:val="single" w:sz="6" w:color="808080"/>
+              <w:right w:val="single" w:sz="6" w:color="808080"/>
+              <w:insideH w:val="single" w:sz="6" w:color="808080"/>
+              <w:insideV w:val="single" w:sz="6" w:color="808080"/>
+            </w:tcBorders>
+          </w:tcPr>
+          <w:p>
+            <w:pPr>
+              <w:spacing w:after="0"/>
+            </w:pPr>
+            <w:r>
+              <w:rPr>
+                <w:rFonts w:ascii="Times New Roman" w:hAnsi="Times New Roman" w:eastAsia="Malgun Gothic"/>
+                <w:b w:val="0"/>
+                <w:i w:val="0"/>
+                <w:color w:val="000000"/>
+                <w:sz w:val="18"/>
+              </w:rPr>
+              <w:t>찾으시면 연락해 주시겠어요?</w:t>
+            </w:r>
+          </w:p>
+        </w:tc>
+      </w:tr>
+      <w:tr>
+        <w:tc>
+          <w:tcPr>
+            <w:tcW w:type="dxa" w:w="5000"/>
+            <w:vAlign w:val="center"/>
+            <w:tcMar>
+              <w:top w:w="70" w:type="dxa"/>
+              <w:bottom w:w="70" w:type="dxa"/>
+              <w:start w:w="90" w:type="dxa"/>
+              <w:end w:w="90" w:type="dxa"/>
+            </w:tcMar>
+            <w:tcBorders>
+              <w:top w:val="single" w:sz="6" w:color="808080"/>
+              <w:left w:val="single" w:sz="6" w:color="808080"/>
+              <w:bottom w:val="single" w:sz="6" w:color="808080"/>
+              <w:right w:val="single" w:sz="6" w:color="808080"/>
+              <w:insideH w:val="single" w:sz="6" w:color="808080"/>
+              <w:insideV w:val="single" w:sz="6" w:color="808080"/>
+            </w:tcBorders>
+          </w:tcPr>
+          <w:p>
+            <w:pPr>
+              <w:spacing w:after="0"/>
+            </w:pPr>
+            <w:r>
+              <w:rPr>
+                <w:rFonts w:ascii="Times New Roman" w:hAnsi="Times New Roman" w:eastAsia="Malgun Gothic"/>
+                <w:b w:val="0"/>
+                <w:i w:val="0"/>
+                <w:color w:val="000000"/>
+                <w:sz w:val="18"/>
+              </w:rPr>
+              <w:t>How long does it usually take?</w:t>
+            </w:r>
+          </w:p>
+        </w:tc>
+        <w:tc>
+          <w:tcPr>
+            <w:tcW w:type="dxa" w:w="4000"/>
+            <w:vAlign w:val="center"/>
+            <w:tcMar>
+              <w:top w:w="70" w:type="dxa"/>
+              <w:bottom w:w="70" w:type="dxa"/>
+              <w:start w:w="90" w:type="dxa"/>
+              <w:end w:w="90" w:type="dxa"/>
+            </w:tcMar>
+            <w:tcBorders>
+              <w:top w:val="single" w:sz="6" w:color="808080"/>
+              <w:left w:val="single" w:sz="6" w:color="808080"/>
+              <w:bottom w:val="single" w:sz="6" w:color="808080"/>
+              <w:right w:val="single" w:sz="6" w:color="808080"/>
+              <w:insideH w:val="single" w:sz="6" w:color="808080"/>
+              <w:insideV w:val="single" w:sz="6" w:color="808080"/>
+            </w:tcBorders>
+          </w:tcPr>
+          <w:p>
+            <w:pPr>
+              <w:spacing w:after="0"/>
+            </w:pPr>
+            <w:r>
+              <w:rPr>
+                <w:rFonts w:ascii="Times New Roman" w:hAnsi="Times New Roman" w:eastAsia="Malgun Gothic"/>
+                <w:b w:val="0"/>
+                <w:i w:val="0"/>
+                <w:color w:val="000000"/>
+                <w:sz w:val="18"/>
+              </w:rPr>
+              <w:t>보통 얼마나 걸리나요?</w:t>
+            </w:r>
+          </w:p>
+        </w:tc>
+      </w:tr>
     </w:tbl>
     <w:p>
       <w:pPr>
@@ -1887,6 +2325,56 @@
           <w:color w:val="000000"/>
           <w:sz w:val="20"/>
         </w:rPr>
+        <w:t>I'm sorry, it was declined again.</w:t>
+      </w:r>
+    </w:p>
+    <w:p>
+      <w:pPr>
+        <w:spacing w:after="0"/>
+      </w:pPr>
+      <w:r>
+        <w:rPr>
+          <w:rFonts w:ascii="Times New Roman" w:hAnsi="Times New Roman" w:eastAsia="Malgun Gothic"/>
+          <w:b/>
+          <w:i w:val="0"/>
+          <w:color w:val="000000"/>
+          <w:sz w:val="20"/>
+        </w:rPr>
+        <w:t xml:space="preserve">Customer: </w:t>
+      </w:r>
+      <w:r>
+        <w:rPr>
+          <w:rFonts w:ascii="Times New Roman" w:hAnsi="Times New Roman" w:eastAsia="Malgun Gothic"/>
+          <w:b w:val="0"/>
+          <w:i w:val="0"/>
+          <w:color w:val="000000"/>
+          <w:sz w:val="20"/>
+        </w:rPr>
+        <w:t>That's strange. I used it this morning.</w:t>
+      </w:r>
+    </w:p>
+    <w:p>
+      <w:pPr>
+        <w:spacing w:after="0"/>
+      </w:pPr>
+      <w:r>
+        <w:rPr>
+          <w:rFonts w:ascii="Times New Roman" w:hAnsi="Times New Roman" w:eastAsia="Malgun Gothic"/>
+          <w:b/>
+          <w:i w:val="0"/>
+          <w:color w:val="000000"/>
+          <w:sz w:val="20"/>
+        </w:rPr>
+        <w:t xml:space="preserve">Cashier: </w:t>
+      </w:r>
+      <w:r>
+        <w:rPr>
+          <w:rFonts w:ascii="Times New Roman" w:hAnsi="Times New Roman" w:eastAsia="Malgun Gothic"/>
+          <w:b w:val="0"/>
+          <w:i w:val="0"/>
+          <w:color w:val="000000"/>
+          <w:sz w:val="20"/>
+        </w:rPr>
         <w:t>Do you have another card or cash?</w:t>
       </w:r>
     </w:p>
@@ -1967,7 +2455,132 @@
     </w:p>
     <w:p>
       <w:pPr>
-        <w:spacing w:after="60"/>
+        <w:spacing w:after="0"/>
+      </w:pPr>
+      <w:r>
+        <w:rPr>
+          <w:rFonts w:ascii="Times New Roman" w:hAnsi="Times New Roman" w:eastAsia="Malgun Gothic"/>
+          <w:b/>
+          <w:i w:val="0"/>
+          <w:color w:val="000000"/>
+          <w:sz w:val="20"/>
+        </w:rPr>
+        <w:t xml:space="preserve">Cashier: </w:t>
+      </w:r>
+      <w:r>
+        <w:rPr>
+          <w:rFonts w:ascii="Times New Roman" w:hAnsi="Times New Roman" w:eastAsia="Malgun Gothic"/>
+          <w:b w:val="0"/>
+          <w:i w:val="0"/>
+          <w:color w:val="000000"/>
+          <w:sz w:val="20"/>
+        </w:rPr>
+        <w:t>Thank you. This one went through.</w:t>
+      </w:r>
+    </w:p>
+    <w:p>
+      <w:pPr>
+        <w:spacing w:after="0"/>
+      </w:pPr>
+      <w:r>
+        <w:rPr>
+          <w:rFonts w:ascii="Times New Roman" w:hAnsi="Times New Roman" w:eastAsia="Malgun Gothic"/>
+          <w:b/>
+          <w:i w:val="0"/>
+          <w:color w:val="000000"/>
+          <w:sz w:val="20"/>
+        </w:rPr>
+        <w:t xml:space="preserve">Customer: </w:t>
+      </w:r>
+      <w:r>
+        <w:rPr>
+          <w:rFonts w:ascii="Times New Roman" w:hAnsi="Times New Roman" w:eastAsia="Malgun Gothic"/>
+          <w:b w:val="0"/>
+          <w:i w:val="0"/>
+          <w:color w:val="000000"/>
+          <w:sz w:val="20"/>
+        </w:rPr>
+        <w:t>Great. Could I have a receipt, please?</w:t>
+      </w:r>
+    </w:p>
+    <w:p>
+      <w:pPr>
+        <w:spacing w:after="0"/>
+      </w:pPr>
+      <w:r>
+        <w:rPr>
+          <w:rFonts w:ascii="Times New Roman" w:hAnsi="Times New Roman" w:eastAsia="Malgun Gothic"/>
+          <w:b/>
+          <w:i w:val="0"/>
+          <w:color w:val="000000"/>
+          <w:sz w:val="20"/>
+        </w:rPr>
+        <w:t xml:space="preserve">Cashier: </w:t>
+      </w:r>
+      <w:r>
+        <w:rPr>
+          <w:rFonts w:ascii="Times New Roman" w:hAnsi="Times New Roman" w:eastAsia="Malgun Gothic"/>
+          <w:b w:val="0"/>
+          <w:i w:val="0"/>
+          <w:color w:val="000000"/>
+          <w:sz w:val="20"/>
+        </w:rPr>
+        <w:t>Of course. Here you are.</w:t>
+      </w:r>
+    </w:p>
+    <w:p>
+      <w:pPr>
+        <w:spacing w:after="0"/>
+      </w:pPr>
+      <w:r>
+        <w:rPr>
+          <w:rFonts w:ascii="Times New Roman" w:hAnsi="Times New Roman" w:eastAsia="Malgun Gothic"/>
+          <w:b/>
+          <w:i w:val="0"/>
+          <w:color w:val="000000"/>
+          <w:sz w:val="20"/>
+        </w:rPr>
+        <w:t xml:space="preserve">Customer: </w:t>
+      </w:r>
+      <w:r>
+        <w:rPr>
+          <w:rFonts w:ascii="Times New Roman" w:hAnsi="Times New Roman" w:eastAsia="Malgun Gothic"/>
+          <w:b w:val="0"/>
+          <w:i w:val="0"/>
+          <w:color w:val="000000"/>
+          <w:sz w:val="20"/>
+        </w:rPr>
+        <w:t>Thank you. I'll call my bank about the other card.</w:t>
+      </w:r>
+    </w:p>
+    <w:p>
+      <w:pPr>
+        <w:spacing w:after="0"/>
+      </w:pPr>
+      <w:r>
+        <w:rPr>
+          <w:rFonts w:ascii="Times New Roman" w:hAnsi="Times New Roman" w:eastAsia="Malgun Gothic"/>
+          <w:b/>
+          <w:i w:val="0"/>
+          <w:color w:val="000000"/>
+          <w:sz w:val="20"/>
+        </w:rPr>
+        <w:t xml:space="preserve">Cashier: </w:t>
+      </w:r>
+      <w:r>
+        <w:rPr>
+          <w:rFonts w:ascii="Times New Roman" w:hAnsi="Times New Roman" w:eastAsia="Malgun Gothic"/>
+          <w:b w:val="0"/>
+          <w:i w:val="0"/>
+          <w:color w:val="000000"/>
+          <w:sz w:val="20"/>
+        </w:rPr>
+        <w:t>Good idea. Have a nice day!</w:t>
+      </w:r>
+    </w:p>
+    <w:p>
+      <w:pPr>
+        <w:spacing w:after="100"/>
       </w:pPr>
     </w:p>
     <w:p>
@@ -2501,6 +3114,222 @@
           </w:p>
         </w:tc>
       </w:tr>
+      <w:tr>
+        <w:tc>
+          <w:tcPr>
+            <w:tcW w:type="dxa" w:w="3000"/>
+            <w:vAlign w:val="center"/>
+            <w:tcMar>
+              <w:top w:w="70" w:type="dxa"/>
+              <w:bottom w:w="70" w:type="dxa"/>
+              <w:start w:w="90" w:type="dxa"/>
+              <w:end w:w="90" w:type="dxa"/>
+            </w:tcMar>
+            <w:tcBorders>
+              <w:top w:val="single" w:sz="6" w:color="808080"/>
+              <w:left w:val="single" w:sz="6" w:color="808080"/>
+              <w:bottom w:val="single" w:sz="6" w:color="808080"/>
+              <w:right w:val="single" w:sz="6" w:color="808080"/>
+              <w:insideH w:val="single" w:sz="6" w:color="808080"/>
+              <w:insideV w:val="single" w:sz="6" w:color="808080"/>
+            </w:tcBorders>
+          </w:tcPr>
+          <w:p>
+            <w:pPr>
+              <w:spacing w:after="0"/>
+            </w:pPr>
+            <w:r>
+              <w:rPr>
+                <w:rFonts w:ascii="Times New Roman" w:hAnsi="Times New Roman" w:eastAsia="Malgun Gothic"/>
+                <w:b w:val="0"/>
+                <w:i w:val="0"/>
+                <w:color w:val="000000"/>
+                <w:sz w:val="18"/>
+              </w:rPr>
+              <w:t>declined</w:t>
+            </w:r>
+          </w:p>
+        </w:tc>
+        <w:tc>
+          <w:tcPr>
+            <w:tcW w:type="dxa" w:w="6000"/>
+            <w:vAlign w:val="center"/>
+            <w:tcMar>
+              <w:top w:w="70" w:type="dxa"/>
+              <w:bottom w:w="70" w:type="dxa"/>
+              <w:start w:w="90" w:type="dxa"/>
+              <w:end w:w="90" w:type="dxa"/>
+            </w:tcMar>
+            <w:tcBorders>
+              <w:top w:val="single" w:sz="6" w:color="808080"/>
+              <w:left w:val="single" w:sz="6" w:color="808080"/>
+              <w:bottom w:val="single" w:sz="6" w:color="808080"/>
+              <w:right w:val="single" w:sz="6" w:color="808080"/>
+              <w:insideH w:val="single" w:sz="6" w:color="808080"/>
+              <w:insideV w:val="single" w:sz="6" w:color="808080"/>
+            </w:tcBorders>
+          </w:tcPr>
+          <w:p>
+            <w:pPr>
+              <w:spacing w:after="0"/>
+            </w:pPr>
+            <w:r>
+              <w:rPr>
+                <w:rFonts w:ascii="Times New Roman" w:hAnsi="Times New Roman" w:eastAsia="Malgun Gothic"/>
+                <w:b w:val="0"/>
+                <w:i w:val="0"/>
+                <w:color w:val="000000"/>
+                <w:sz w:val="18"/>
+              </w:rPr>
+              <w:t>승인 거절된</w:t>
+            </w:r>
+          </w:p>
+        </w:tc>
+      </w:tr>
+      <w:tr>
+        <w:tc>
+          <w:tcPr>
+            <w:tcW w:type="dxa" w:w="3000"/>
+            <w:vAlign w:val="center"/>
+            <w:tcMar>
+              <w:top w:w="70" w:type="dxa"/>
+              <w:bottom w:w="70" w:type="dxa"/>
+              <w:start w:w="90" w:type="dxa"/>
+              <w:end w:w="90" w:type="dxa"/>
+            </w:tcMar>
+            <w:tcBorders>
+              <w:top w:val="single" w:sz="6" w:color="808080"/>
+              <w:left w:val="single" w:sz="6" w:color="808080"/>
+              <w:bottom w:val="single" w:sz="6" w:color="808080"/>
+              <w:right w:val="single" w:sz="6" w:color="808080"/>
+              <w:insideH w:val="single" w:sz="6" w:color="808080"/>
+              <w:insideV w:val="single" w:sz="6" w:color="808080"/>
+            </w:tcBorders>
+          </w:tcPr>
+          <w:p>
+            <w:pPr>
+              <w:spacing w:after="0"/>
+            </w:pPr>
+            <w:r>
+              <w:rPr>
+                <w:rFonts w:ascii="Times New Roman" w:hAnsi="Times New Roman" w:eastAsia="Malgun Gothic"/>
+                <w:b w:val="0"/>
+                <w:i w:val="0"/>
+                <w:color w:val="000000"/>
+                <w:sz w:val="18"/>
+              </w:rPr>
+              <w:t>go through</w:t>
+            </w:r>
+          </w:p>
+        </w:tc>
+        <w:tc>
+          <w:tcPr>
+            <w:tcW w:type="dxa" w:w="6000"/>
+            <w:vAlign w:val="center"/>
+            <w:tcMar>
+              <w:top w:w="70" w:type="dxa"/>
+              <w:bottom w:w="70" w:type="dxa"/>
+              <w:start w:w="90" w:type="dxa"/>
+              <w:end w:w="90" w:type="dxa"/>
+            </w:tcMar>
+            <w:tcBorders>
+              <w:top w:val="single" w:sz="6" w:color="808080"/>
+              <w:left w:val="single" w:sz="6" w:color="808080"/>
+              <w:bottom w:val="single" w:sz="6" w:color="808080"/>
+              <w:right w:val="single" w:sz="6" w:color="808080"/>
+              <w:insideH w:val="single" w:sz="6" w:color="808080"/>
+              <w:insideV w:val="single" w:sz="6" w:color="808080"/>
+            </w:tcBorders>
+          </w:tcPr>
+          <w:p>
+            <w:pPr>
+              <w:spacing w:after="0"/>
+            </w:pPr>
+            <w:r>
+              <w:rPr>
+                <w:rFonts w:ascii="Times New Roman" w:hAnsi="Times New Roman" w:eastAsia="Malgun Gothic"/>
+                <w:b w:val="0"/>
+                <w:i w:val="0"/>
+                <w:color w:val="000000"/>
+                <w:sz w:val="18"/>
+              </w:rPr>
+              <w:t>(결제가) 처리되다</w:t>
+            </w:r>
+          </w:p>
+        </w:tc>
+      </w:tr>
+      <w:tr>
+        <w:tc>
+          <w:tcPr>
+            <w:tcW w:type="dxa" w:w="3000"/>
+            <w:vAlign w:val="center"/>
+            <w:tcMar>
+              <w:top w:w="70" w:type="dxa"/>
+              <w:bottom w:w="70" w:type="dxa"/>
+              <w:start w:w="90" w:type="dxa"/>
+              <w:end w:w="90" w:type="dxa"/>
+            </w:tcMar>
+            <w:tcBorders>
+              <w:top w:val="single" w:sz="6" w:color="808080"/>
+              <w:left w:val="single" w:sz="6" w:color="808080"/>
+              <w:bottom w:val="single" w:sz="6" w:color="808080"/>
+              <w:right w:val="single" w:sz="6" w:color="808080"/>
+              <w:insideH w:val="single" w:sz="6" w:color="808080"/>
+              <w:insideV w:val="single" w:sz="6" w:color="808080"/>
+            </w:tcBorders>
+          </w:tcPr>
+          <w:p>
+            <w:pPr>
+              <w:spacing w:after="0"/>
+            </w:pPr>
+            <w:r>
+              <w:rPr>
+                <w:rFonts w:ascii="Times New Roman" w:hAnsi="Times New Roman" w:eastAsia="Malgun Gothic"/>
+                <w:b w:val="0"/>
+                <w:i w:val="0"/>
+                <w:color w:val="000000"/>
+                <w:sz w:val="18"/>
+              </w:rPr>
+              <w:t>receipt</w:t>
+            </w:r>
+          </w:p>
+        </w:tc>
+        <w:tc>
+          <w:tcPr>
+            <w:tcW w:type="dxa" w:w="6000"/>
+            <w:vAlign w:val="center"/>
+            <w:tcMar>
+              <w:top w:w="70" w:type="dxa"/>
+              <w:bottom w:w="70" w:type="dxa"/>
+              <w:start w:w="90" w:type="dxa"/>
+              <w:end w:w="90" w:type="dxa"/>
+            </w:tcMar>
+            <w:tcBorders>
+              <w:top w:val="single" w:sz="6" w:color="808080"/>
+              <w:left w:val="single" w:sz="6" w:color="808080"/>
+              <w:bottom w:val="single" w:sz="6" w:color="808080"/>
+              <w:right w:val="single" w:sz="6" w:color="808080"/>
+              <w:insideH w:val="single" w:sz="6" w:color="808080"/>
+              <w:insideV w:val="single" w:sz="6" w:color="808080"/>
+            </w:tcBorders>
+          </w:tcPr>
+          <w:p>
+            <w:pPr>
+              <w:spacing w:after="0"/>
+            </w:pPr>
+            <w:r>
+              <w:rPr>
+                <w:rFonts w:ascii="Times New Roman" w:hAnsi="Times New Roman" w:eastAsia="Malgun Gothic"/>
+                <w:b w:val="0"/>
+                <w:i w:val="0"/>
+                <w:color w:val="000000"/>
+                <w:sz w:val="18"/>
+              </w:rPr>
+              <w:t>영수증</w:t>
+            </w:r>
+          </w:p>
+        </w:tc>
+      </w:tr>
     </w:tbl>
     <w:p>
       <w:pPr>
@@ -2822,6 +3651,150 @@
           </w:p>
         </w:tc>
       </w:tr>
+      <w:tr>
+        <w:tc>
+          <w:tcPr>
+            <w:tcW w:type="dxa" w:w="5000"/>
+            <w:vAlign w:val="center"/>
+            <w:tcMar>
+              <w:top w:w="70" w:type="dxa"/>
+              <w:bottom w:w="70" w:type="dxa"/>
+              <w:start w:w="90" w:type="dxa"/>
+              <w:end w:w="90" w:type="dxa"/>
+            </w:tcMar>
+            <w:tcBorders>
+              <w:top w:val="single" w:sz="6" w:color="808080"/>
+              <w:left w:val="single" w:sz="6" w:color="808080"/>
+              <w:bottom w:val="single" w:sz="6" w:color="808080"/>
+              <w:right w:val="single" w:sz="6" w:color="808080"/>
+              <w:insideH w:val="single" w:sz="6" w:color="808080"/>
+              <w:insideV w:val="single" w:sz="6" w:color="808080"/>
+            </w:tcBorders>
+          </w:tcPr>
+          <w:p>
+            <w:pPr>
+              <w:spacing w:after="0"/>
+            </w:pPr>
+            <w:r>
+              <w:rPr>
+                <w:rFonts w:ascii="Times New Roman" w:hAnsi="Times New Roman" w:eastAsia="Malgun Gothic"/>
+                <w:b w:val="0"/>
+                <w:i w:val="0"/>
+                <w:color w:val="000000"/>
+                <w:sz w:val="18"/>
+              </w:rPr>
+              <w:t>Could I have a receipt, please?</w:t>
+            </w:r>
+          </w:p>
+        </w:tc>
+        <w:tc>
+          <w:tcPr>
+            <w:tcW w:type="dxa" w:w="4000"/>
+            <w:vAlign w:val="center"/>
+            <w:tcMar>
+              <w:top w:w="70" w:type="dxa"/>
+              <w:bottom w:w="70" w:type="dxa"/>
+              <w:start w:w="90" w:type="dxa"/>
+              <w:end w:w="90" w:type="dxa"/>
+            </w:tcMar>
+            <w:tcBorders>
+              <w:top w:val="single" w:sz="6" w:color="808080"/>
+              <w:left w:val="single" w:sz="6" w:color="808080"/>
+              <w:bottom w:val="single" w:sz="6" w:color="808080"/>
+              <w:right w:val="single" w:sz="6" w:color="808080"/>
+              <w:insideH w:val="single" w:sz="6" w:color="808080"/>
+              <w:insideV w:val="single" w:sz="6" w:color="808080"/>
+            </w:tcBorders>
+          </w:tcPr>
+          <w:p>
+            <w:pPr>
+              <w:spacing w:after="0"/>
+            </w:pPr>
+            <w:r>
+              <w:rPr>
+                <w:rFonts w:ascii="Times New Roman" w:hAnsi="Times New Roman" w:eastAsia="Malgun Gothic"/>
+                <w:b w:val="0"/>
+                <w:i w:val="0"/>
+                <w:color w:val="000000"/>
+                <w:sz w:val="18"/>
+              </w:rPr>
+              <w:t>영수증을 받을 수 있을까요?</w:t>
+            </w:r>
+          </w:p>
+        </w:tc>
+      </w:tr>
+      <w:tr>
+        <w:tc>
+          <w:tcPr>
+            <w:tcW w:type="dxa" w:w="5000"/>
+            <w:vAlign w:val="center"/>
+            <w:tcMar>
+              <w:top w:w="70" w:type="dxa"/>
+              <w:bottom w:w="70" w:type="dxa"/>
+              <w:start w:w="90" w:type="dxa"/>
+              <w:end w:w="90" w:type="dxa"/>
+            </w:tcMar>
+            <w:tcBorders>
+              <w:top w:val="single" w:sz="6" w:color="808080"/>
+              <w:left w:val="single" w:sz="6" w:color="808080"/>
+              <w:bottom w:val="single" w:sz="6" w:color="808080"/>
+              <w:right w:val="single" w:sz="6" w:color="808080"/>
+              <w:insideH w:val="single" w:sz="6" w:color="808080"/>
+              <w:insideV w:val="single" w:sz="6" w:color="808080"/>
+            </w:tcBorders>
+          </w:tcPr>
+          <w:p>
+            <w:pPr>
+              <w:spacing w:after="0"/>
+            </w:pPr>
+            <w:r>
+              <w:rPr>
+                <w:rFonts w:ascii="Times New Roman" w:hAnsi="Times New Roman" w:eastAsia="Malgun Gothic"/>
+                <w:b w:val="0"/>
+                <w:i w:val="0"/>
+                <w:color w:val="000000"/>
+                <w:sz w:val="18"/>
+              </w:rPr>
+              <w:t>I'll call my bank about it.</w:t>
+            </w:r>
+          </w:p>
+        </w:tc>
+        <w:tc>
+          <w:tcPr>
+            <w:tcW w:type="dxa" w:w="4000"/>
+            <w:vAlign w:val="center"/>
+            <w:tcMar>
+              <w:top w:w="70" w:type="dxa"/>
+              <w:bottom w:w="70" w:type="dxa"/>
+              <w:start w:w="90" w:type="dxa"/>
+              <w:end w:w="90" w:type="dxa"/>
+            </w:tcMar>
+            <w:tcBorders>
+              <w:top w:val="single" w:sz="6" w:color="808080"/>
+              <w:left w:val="single" w:sz="6" w:color="808080"/>
+              <w:bottom w:val="single" w:sz="6" w:color="808080"/>
+              <w:right w:val="single" w:sz="6" w:color="808080"/>
+              <w:insideH w:val="single" w:sz="6" w:color="808080"/>
+              <w:insideV w:val="single" w:sz="6" w:color="808080"/>
+            </w:tcBorders>
+          </w:tcPr>
+          <w:p>
+            <w:pPr>
+              <w:spacing w:after="0"/>
+            </w:pPr>
+            <w:r>
+              <w:rPr>
+                <w:rFonts w:ascii="Times New Roman" w:hAnsi="Times New Roman" w:eastAsia="Malgun Gothic"/>
+                <w:b w:val="0"/>
+                <w:i w:val="0"/>
+                <w:color w:val="000000"/>
+                <w:sz w:val="18"/>
+              </w:rPr>
+              <w:t>은행에 그 일로 전화해 볼게요.</w:t>
+            </w:r>
+          </w:p>
+        </w:tc>
+      </w:tr>
     </w:tbl>
     <w:p>
       <w:pPr>
@@ -3048,7 +4021,7 @@
           <w:color w:val="000000"/>
           <w:sz w:val="20"/>
         </w:rPr>
-        <w:t>Could you help me find a nearby clinic?</w:t>
+        <w:t>Is there a clinic nearby?</w:t>
       </w:r>
     </w:p>
     <w:p>
@@ -3073,12 +4046,162 @@
           <w:color w:val="000000"/>
           <w:sz w:val="20"/>
         </w:rPr>
-        <w:t>Yes. I'll write down the address.</w:t>
-      </w:r>
-    </w:p>
-    <w:p>
-      <w:pPr>
-        <w:spacing w:after="60"/>
+        <w:t>Yes. There's a children's clinic just around the corner.</w:t>
+      </w:r>
+    </w:p>
+    <w:p>
+      <w:pPr>
+        <w:spacing w:after="0"/>
+      </w:pPr>
+      <w:r>
+        <w:rPr>
+          <w:rFonts w:ascii="Times New Roman" w:hAnsi="Times New Roman" w:eastAsia="Malgun Gothic"/>
+          <w:b/>
+          <w:i w:val="0"/>
+          <w:color w:val="000000"/>
+          <w:sz w:val="20"/>
+        </w:rPr>
+        <w:t xml:space="preserve">Parent: </w:t>
+      </w:r>
+      <w:r>
+        <w:rPr>
+          <w:rFonts w:ascii="Times New Roman" w:hAnsi="Times New Roman" w:eastAsia="Malgun Gothic"/>
+          <w:b w:val="0"/>
+          <w:i w:val="0"/>
+          <w:color w:val="000000"/>
+          <w:sz w:val="20"/>
+        </w:rPr>
+        <w:t>Could you help me find it?</w:t>
+      </w:r>
+    </w:p>
+    <w:p>
+      <w:pPr>
+        <w:spacing w:after="0"/>
+      </w:pPr>
+      <w:r>
+        <w:rPr>
+          <w:rFonts w:ascii="Times New Roman" w:hAnsi="Times New Roman" w:eastAsia="Malgun Gothic"/>
+          <w:b/>
+          <w:i w:val="0"/>
+          <w:color w:val="000000"/>
+          <w:sz w:val="20"/>
+        </w:rPr>
+        <w:t xml:space="preserve">Pharmacist: </w:t>
+      </w:r>
+      <w:r>
+        <w:rPr>
+          <w:rFonts w:ascii="Times New Roman" w:hAnsi="Times New Roman" w:eastAsia="Malgun Gothic"/>
+          <w:b w:val="0"/>
+          <w:i w:val="0"/>
+          <w:color w:val="000000"/>
+          <w:sz w:val="20"/>
+        </w:rPr>
+        <w:t>Of course. I'll write down the address for you.</w:t>
+      </w:r>
+    </w:p>
+    <w:p>
+      <w:pPr>
+        <w:spacing w:after="0"/>
+      </w:pPr>
+      <w:r>
+        <w:rPr>
+          <w:rFonts w:ascii="Times New Roman" w:hAnsi="Times New Roman" w:eastAsia="Malgun Gothic"/>
+          <w:b/>
+          <w:i w:val="0"/>
+          <w:color w:val="000000"/>
+          <w:sz w:val="20"/>
+        </w:rPr>
+        <w:t xml:space="preserve">Parent: </w:t>
+      </w:r>
+      <w:r>
+        <w:rPr>
+          <w:rFonts w:ascii="Times New Roman" w:hAnsi="Times New Roman" w:eastAsia="Malgun Gothic"/>
+          <w:b w:val="0"/>
+          <w:i w:val="0"/>
+          <w:color w:val="000000"/>
+          <w:sz w:val="20"/>
+        </w:rPr>
+        <w:t>Thank you. Do they have an English-speaking doctor?</w:t>
+      </w:r>
+    </w:p>
+    <w:p>
+      <w:pPr>
+        <w:spacing w:after="0"/>
+      </w:pPr>
+      <w:r>
+        <w:rPr>
+          <w:rFonts w:ascii="Times New Roman" w:hAnsi="Times New Roman" w:eastAsia="Malgun Gothic"/>
+          <w:b/>
+          <w:i w:val="0"/>
+          <w:color w:val="000000"/>
+          <w:sz w:val="20"/>
+        </w:rPr>
+        <w:t xml:space="preserve">Pharmacist: </w:t>
+      </w:r>
+      <w:r>
+        <w:rPr>
+          <w:rFonts w:ascii="Times New Roman" w:hAnsi="Times New Roman" w:eastAsia="Malgun Gothic"/>
+          <w:b w:val="0"/>
+          <w:i w:val="0"/>
+          <w:color w:val="000000"/>
+          <w:sz w:val="20"/>
+        </w:rPr>
+        <w:t>Yes, most of the doctors there speak English.</w:t>
+      </w:r>
+    </w:p>
+    <w:p>
+      <w:pPr>
+        <w:spacing w:after="0"/>
+      </w:pPr>
+      <w:r>
+        <w:rPr>
+          <w:rFonts w:ascii="Times New Roman" w:hAnsi="Times New Roman" w:eastAsia="Malgun Gothic"/>
+          <w:b/>
+          <w:i w:val="0"/>
+          <w:color w:val="000000"/>
+          <w:sz w:val="20"/>
+        </w:rPr>
+        <w:t xml:space="preserve">Parent: </w:t>
+      </w:r>
+      <w:r>
+        <w:rPr>
+          <w:rFonts w:ascii="Times New Roman" w:hAnsi="Times New Roman" w:eastAsia="Malgun Gothic"/>
+          <w:b w:val="0"/>
+          <w:i w:val="0"/>
+          <w:color w:val="000000"/>
+          <w:sz w:val="20"/>
+        </w:rPr>
+        <w:t>That's a relief. Thank you for your help.</w:t>
+      </w:r>
+    </w:p>
+    <w:p>
+      <w:pPr>
+        <w:spacing w:after="0"/>
+      </w:pPr>
+      <w:r>
+        <w:rPr>
+          <w:rFonts w:ascii="Times New Roman" w:hAnsi="Times New Roman" w:eastAsia="Malgun Gothic"/>
+          <w:b/>
+          <w:i w:val="0"/>
+          <w:color w:val="000000"/>
+          <w:sz w:val="20"/>
+        </w:rPr>
+        <w:t xml:space="preserve">Pharmacist: </w:t>
+      </w:r>
+      <w:r>
+        <w:rPr>
+          <w:rFonts w:ascii="Times New Roman" w:hAnsi="Times New Roman" w:eastAsia="Malgun Gothic"/>
+          <w:b w:val="0"/>
+          <w:i w:val="0"/>
+          <w:color w:val="000000"/>
+          <w:sz w:val="20"/>
+        </w:rPr>
+        <w:t>You're welcome. I hope she feels better soon.</w:t>
+      </w:r>
+    </w:p>
+    <w:p>
+      <w:pPr>
+        <w:spacing w:after="100"/>
       </w:pPr>
     </w:p>
     <w:p>
@@ -3612,6 +4735,222 @@
           </w:p>
         </w:tc>
       </w:tr>
+      <w:tr>
+        <w:tc>
+          <w:tcPr>
+            <w:tcW w:type="dxa" w:w="3000"/>
+            <w:vAlign w:val="center"/>
+            <w:tcMar>
+              <w:top w:w="70" w:type="dxa"/>
+              <w:bottom w:w="70" w:type="dxa"/>
+              <w:start w:w="90" w:type="dxa"/>
+              <w:end w:w="90" w:type="dxa"/>
+            </w:tcMar>
+            <w:tcBorders>
+              <w:top w:val="single" w:sz="6" w:color="808080"/>
+              <w:left w:val="single" w:sz="6" w:color="808080"/>
+              <w:bottom w:val="single" w:sz="6" w:color="808080"/>
+              <w:right w:val="single" w:sz="6" w:color="808080"/>
+              <w:insideH w:val="single" w:sz="6" w:color="808080"/>
+              <w:insideV w:val="single" w:sz="6" w:color="808080"/>
+            </w:tcBorders>
+          </w:tcPr>
+          <w:p>
+            <w:pPr>
+              <w:spacing w:after="0"/>
+            </w:pPr>
+            <w:r>
+              <w:rPr>
+                <w:rFonts w:ascii="Times New Roman" w:hAnsi="Times New Roman" w:eastAsia="Malgun Gothic"/>
+                <w:b w:val="0"/>
+                <w:i w:val="0"/>
+                <w:color w:val="000000"/>
+                <w:sz w:val="18"/>
+              </w:rPr>
+              <w:t>around the corner</w:t>
+            </w:r>
+          </w:p>
+        </w:tc>
+        <w:tc>
+          <w:tcPr>
+            <w:tcW w:type="dxa" w:w="6000"/>
+            <w:vAlign w:val="center"/>
+            <w:tcMar>
+              <w:top w:w="70" w:type="dxa"/>
+              <w:bottom w:w="70" w:type="dxa"/>
+              <w:start w:w="90" w:type="dxa"/>
+              <w:end w:w="90" w:type="dxa"/>
+            </w:tcMar>
+            <w:tcBorders>
+              <w:top w:val="single" w:sz="6" w:color="808080"/>
+              <w:left w:val="single" w:sz="6" w:color="808080"/>
+              <w:bottom w:val="single" w:sz="6" w:color="808080"/>
+              <w:right w:val="single" w:sz="6" w:color="808080"/>
+              <w:insideH w:val="single" w:sz="6" w:color="808080"/>
+              <w:insideV w:val="single" w:sz="6" w:color="808080"/>
+            </w:tcBorders>
+          </w:tcPr>
+          <w:p>
+            <w:pPr>
+              <w:spacing w:after="0"/>
+            </w:pPr>
+            <w:r>
+              <w:rPr>
+                <w:rFonts w:ascii="Times New Roman" w:hAnsi="Times New Roman" w:eastAsia="Malgun Gothic"/>
+                <w:b w:val="0"/>
+                <w:i w:val="0"/>
+                <w:color w:val="000000"/>
+                <w:sz w:val="18"/>
+              </w:rPr>
+              <w:t>모퉁이 근처에</w:t>
+            </w:r>
+          </w:p>
+        </w:tc>
+      </w:tr>
+      <w:tr>
+        <w:tc>
+          <w:tcPr>
+            <w:tcW w:type="dxa" w:w="3000"/>
+            <w:vAlign w:val="center"/>
+            <w:tcMar>
+              <w:top w:w="70" w:type="dxa"/>
+              <w:bottom w:w="70" w:type="dxa"/>
+              <w:start w:w="90" w:type="dxa"/>
+              <w:end w:w="90" w:type="dxa"/>
+            </w:tcMar>
+            <w:tcBorders>
+              <w:top w:val="single" w:sz="6" w:color="808080"/>
+              <w:left w:val="single" w:sz="6" w:color="808080"/>
+              <w:bottom w:val="single" w:sz="6" w:color="808080"/>
+              <w:right w:val="single" w:sz="6" w:color="808080"/>
+              <w:insideH w:val="single" w:sz="6" w:color="808080"/>
+              <w:insideV w:val="single" w:sz="6" w:color="808080"/>
+            </w:tcBorders>
+          </w:tcPr>
+          <w:p>
+            <w:pPr>
+              <w:spacing w:after="0"/>
+            </w:pPr>
+            <w:r>
+              <w:rPr>
+                <w:rFonts w:ascii="Times New Roman" w:hAnsi="Times New Roman" w:eastAsia="Malgun Gothic"/>
+                <w:b w:val="0"/>
+                <w:i w:val="0"/>
+                <w:color w:val="000000"/>
+                <w:sz w:val="18"/>
+              </w:rPr>
+              <w:t>English-speaking</w:t>
+            </w:r>
+          </w:p>
+        </w:tc>
+        <w:tc>
+          <w:tcPr>
+            <w:tcW w:type="dxa" w:w="6000"/>
+            <w:vAlign w:val="center"/>
+            <w:tcMar>
+              <w:top w:w="70" w:type="dxa"/>
+              <w:bottom w:w="70" w:type="dxa"/>
+              <w:start w:w="90" w:type="dxa"/>
+              <w:end w:w="90" w:type="dxa"/>
+            </w:tcMar>
+            <w:tcBorders>
+              <w:top w:val="single" w:sz="6" w:color="808080"/>
+              <w:left w:val="single" w:sz="6" w:color="808080"/>
+              <w:bottom w:val="single" w:sz="6" w:color="808080"/>
+              <w:right w:val="single" w:sz="6" w:color="808080"/>
+              <w:insideH w:val="single" w:sz="6" w:color="808080"/>
+              <w:insideV w:val="single" w:sz="6" w:color="808080"/>
+            </w:tcBorders>
+          </w:tcPr>
+          <w:p>
+            <w:pPr>
+              <w:spacing w:after="0"/>
+            </w:pPr>
+            <w:r>
+              <w:rPr>
+                <w:rFonts w:ascii="Times New Roman" w:hAnsi="Times New Roman" w:eastAsia="Malgun Gothic"/>
+                <w:b w:val="0"/>
+                <w:i w:val="0"/>
+                <w:color w:val="000000"/>
+                <w:sz w:val="18"/>
+              </w:rPr>
+              <w:t>영어를 하는</w:t>
+            </w:r>
+          </w:p>
+        </w:tc>
+      </w:tr>
+      <w:tr>
+        <w:tc>
+          <w:tcPr>
+            <w:tcW w:type="dxa" w:w="3000"/>
+            <w:vAlign w:val="center"/>
+            <w:tcMar>
+              <w:top w:w="70" w:type="dxa"/>
+              <w:bottom w:w="70" w:type="dxa"/>
+              <w:start w:w="90" w:type="dxa"/>
+              <w:end w:w="90" w:type="dxa"/>
+            </w:tcMar>
+            <w:tcBorders>
+              <w:top w:val="single" w:sz="6" w:color="808080"/>
+              <w:left w:val="single" w:sz="6" w:color="808080"/>
+              <w:bottom w:val="single" w:sz="6" w:color="808080"/>
+              <w:right w:val="single" w:sz="6" w:color="808080"/>
+              <w:insideH w:val="single" w:sz="6" w:color="808080"/>
+              <w:insideV w:val="single" w:sz="6" w:color="808080"/>
+            </w:tcBorders>
+          </w:tcPr>
+          <w:p>
+            <w:pPr>
+              <w:spacing w:after="0"/>
+            </w:pPr>
+            <w:r>
+              <w:rPr>
+                <w:rFonts w:ascii="Times New Roman" w:hAnsi="Times New Roman" w:eastAsia="Malgun Gothic"/>
+                <w:b w:val="0"/>
+                <w:i w:val="0"/>
+                <w:color w:val="000000"/>
+                <w:sz w:val="18"/>
+              </w:rPr>
+              <w:t>relief</w:t>
+            </w:r>
+          </w:p>
+        </w:tc>
+        <w:tc>
+          <w:tcPr>
+            <w:tcW w:type="dxa" w:w="6000"/>
+            <w:vAlign w:val="center"/>
+            <w:tcMar>
+              <w:top w:w="70" w:type="dxa"/>
+              <w:bottom w:w="70" w:type="dxa"/>
+              <w:start w:w="90" w:type="dxa"/>
+              <w:end w:w="90" w:type="dxa"/>
+            </w:tcMar>
+            <w:tcBorders>
+              <w:top w:val="single" w:sz="6" w:color="808080"/>
+              <w:left w:val="single" w:sz="6" w:color="808080"/>
+              <w:bottom w:val="single" w:sz="6" w:color="808080"/>
+              <w:right w:val="single" w:sz="6" w:color="808080"/>
+              <w:insideH w:val="single" w:sz="6" w:color="808080"/>
+              <w:insideV w:val="single" w:sz="6" w:color="808080"/>
+            </w:tcBorders>
+          </w:tcPr>
+          <w:p>
+            <w:pPr>
+              <w:spacing w:after="0"/>
+            </w:pPr>
+            <w:r>
+              <w:rPr>
+                <w:rFonts w:ascii="Times New Roman" w:hAnsi="Times New Roman" w:eastAsia="Malgun Gothic"/>
+                <w:b w:val="0"/>
+                <w:i w:val="0"/>
+                <w:color w:val="000000"/>
+                <w:sz w:val="18"/>
+              </w:rPr>
+              <w:t>안도, 안심</w:t>
+            </w:r>
+          </w:p>
+        </w:tc>
+      </w:tr>
     </w:tbl>
     <w:p>
       <w:pPr>
@@ -4005,6 +5344,150 @@
           </w:p>
         </w:tc>
       </w:tr>
+      <w:tr>
+        <w:tc>
+          <w:tcPr>
+            <w:tcW w:type="dxa" w:w="5000"/>
+            <w:vAlign w:val="center"/>
+            <w:tcMar>
+              <w:top w:w="70" w:type="dxa"/>
+              <w:bottom w:w="70" w:type="dxa"/>
+              <w:start w:w="90" w:type="dxa"/>
+              <w:end w:w="90" w:type="dxa"/>
+            </w:tcMar>
+            <w:tcBorders>
+              <w:top w:val="single" w:sz="6" w:color="808080"/>
+              <w:left w:val="single" w:sz="6" w:color="808080"/>
+              <w:bottom w:val="single" w:sz="6" w:color="808080"/>
+              <w:right w:val="single" w:sz="6" w:color="808080"/>
+              <w:insideH w:val="single" w:sz="6" w:color="808080"/>
+              <w:insideV w:val="single" w:sz="6" w:color="808080"/>
+            </w:tcBorders>
+          </w:tcPr>
+          <w:p>
+            <w:pPr>
+              <w:spacing w:after="0"/>
+            </w:pPr>
+            <w:r>
+              <w:rPr>
+                <w:rFonts w:ascii="Times New Roman" w:hAnsi="Times New Roman" w:eastAsia="Malgun Gothic"/>
+                <w:b w:val="0"/>
+                <w:i w:val="0"/>
+                <w:color w:val="000000"/>
+                <w:sz w:val="18"/>
+              </w:rPr>
+              <w:t>Is there a clinic nearby?</w:t>
+            </w:r>
+          </w:p>
+        </w:tc>
+        <w:tc>
+          <w:tcPr>
+            <w:tcW w:type="dxa" w:w="4000"/>
+            <w:vAlign w:val="center"/>
+            <w:tcMar>
+              <w:top w:w="70" w:type="dxa"/>
+              <w:bottom w:w="70" w:type="dxa"/>
+              <w:start w:w="90" w:type="dxa"/>
+              <w:end w:w="90" w:type="dxa"/>
+            </w:tcMar>
+            <w:tcBorders>
+              <w:top w:val="single" w:sz="6" w:color="808080"/>
+              <w:left w:val="single" w:sz="6" w:color="808080"/>
+              <w:bottom w:val="single" w:sz="6" w:color="808080"/>
+              <w:right w:val="single" w:sz="6" w:color="808080"/>
+              <w:insideH w:val="single" w:sz="6" w:color="808080"/>
+              <w:insideV w:val="single" w:sz="6" w:color="808080"/>
+            </w:tcBorders>
+          </w:tcPr>
+          <w:p>
+            <w:pPr>
+              <w:spacing w:after="0"/>
+            </w:pPr>
+            <w:r>
+              <w:rPr>
+                <w:rFonts w:ascii="Times New Roman" w:hAnsi="Times New Roman" w:eastAsia="Malgun Gothic"/>
+                <w:b w:val="0"/>
+                <w:i w:val="0"/>
+                <w:color w:val="000000"/>
+                <w:sz w:val="18"/>
+              </w:rPr>
+              <w:t>근처에 병원이 있나요?</w:t>
+            </w:r>
+          </w:p>
+        </w:tc>
+      </w:tr>
+      <w:tr>
+        <w:tc>
+          <w:tcPr>
+            <w:tcW w:type="dxa" w:w="5000"/>
+            <w:vAlign w:val="center"/>
+            <w:tcMar>
+              <w:top w:w="70" w:type="dxa"/>
+              <w:bottom w:w="70" w:type="dxa"/>
+              <w:start w:w="90" w:type="dxa"/>
+              <w:end w:w="90" w:type="dxa"/>
+            </w:tcMar>
+            <w:tcBorders>
+              <w:top w:val="single" w:sz="6" w:color="808080"/>
+              <w:left w:val="single" w:sz="6" w:color="808080"/>
+              <w:bottom w:val="single" w:sz="6" w:color="808080"/>
+              <w:right w:val="single" w:sz="6" w:color="808080"/>
+              <w:insideH w:val="single" w:sz="6" w:color="808080"/>
+              <w:insideV w:val="single" w:sz="6" w:color="808080"/>
+            </w:tcBorders>
+          </w:tcPr>
+          <w:p>
+            <w:pPr>
+              <w:spacing w:after="0"/>
+            </w:pPr>
+            <w:r>
+              <w:rPr>
+                <w:rFonts w:ascii="Times New Roman" w:hAnsi="Times New Roman" w:eastAsia="Malgun Gothic"/>
+                <w:b w:val="0"/>
+                <w:i w:val="0"/>
+                <w:color w:val="000000"/>
+                <w:sz w:val="18"/>
+              </w:rPr>
+              <w:t>Do they have an English-speaking doctor?</w:t>
+            </w:r>
+          </w:p>
+        </w:tc>
+        <w:tc>
+          <w:tcPr>
+            <w:tcW w:type="dxa" w:w="4000"/>
+            <w:vAlign w:val="center"/>
+            <w:tcMar>
+              <w:top w:w="70" w:type="dxa"/>
+              <w:bottom w:w="70" w:type="dxa"/>
+              <w:start w:w="90" w:type="dxa"/>
+              <w:end w:w="90" w:type="dxa"/>
+            </w:tcMar>
+            <w:tcBorders>
+              <w:top w:val="single" w:sz="6" w:color="808080"/>
+              <w:left w:val="single" w:sz="6" w:color="808080"/>
+              <w:bottom w:val="single" w:sz="6" w:color="808080"/>
+              <w:right w:val="single" w:sz="6" w:color="808080"/>
+              <w:insideH w:val="single" w:sz="6" w:color="808080"/>
+              <w:insideV w:val="single" w:sz="6" w:color="808080"/>
+            </w:tcBorders>
+          </w:tcPr>
+          <w:p>
+            <w:pPr>
+              <w:spacing w:after="0"/>
+            </w:pPr>
+            <w:r>
+              <w:rPr>
+                <w:rFonts w:ascii="Times New Roman" w:hAnsi="Times New Roman" w:eastAsia="Malgun Gothic"/>
+                <w:b w:val="0"/>
+                <w:i w:val="0"/>
+                <w:color w:val="000000"/>
+                <w:sz w:val="18"/>
+              </w:rPr>
+              <w:t>영어를 하는 의사가 있나요?</w:t>
+            </w:r>
+          </w:p>
+        </w:tc>
+      </w:tr>
     </w:tbl>
     <w:p>
       <w:pPr>
@@ -4025,6 +5508,1416 @@
         </w:rPr>
         <w:t>Correction focus: request forms (Could you ...? / Is there ...? / Do you have ...?) and clear short answers.</w:t>
       </w:r>
+    </w:p>
+    <w:p>
+      <w:pPr>
+        <w:spacing w:before="180" w:after="80"/>
+        <w:pBdr>
+          <w:bottom w:val="single" w:sz="8" w:space="2" w:color="9BBB59"/>
+        </w:pBdr>
+      </w:pPr>
+      <w:r>
+        <w:rPr>
+          <w:rFonts w:ascii="Times New Roman" w:hAnsi="Times New Roman" w:eastAsia="Malgun Gothic"/>
+          <w:b/>
+          <w:i/>
+          <w:color w:val="F79646"/>
+          <w:sz w:val="32"/>
+        </w:rPr>
+        <w:t>[ Reading 4: Reporting a Lost Passport ]</w:t>
+      </w:r>
+    </w:p>
+    <w:p>
+      <w:pPr>
+        <w:spacing w:after="0"/>
+      </w:pPr>
+      <w:r>
+        <w:rPr>
+          <w:rFonts w:ascii="Times New Roman" w:hAnsi="Times New Roman" w:eastAsia="Malgun Gothic"/>
+          <w:b w:val="0"/>
+          <w:i w:val="0"/>
+          <w:color w:val="000000"/>
+          <w:sz w:val="20"/>
+        </w:rPr>
+        <w:t>1. Read once with teacher/student roles.  2. Switch roles.  3. Rebuild the conversation using the learner’s Vienna situation.</w:t>
+      </w:r>
+    </w:p>
+    <w:p>
+      <w:pPr>
+        <w:spacing w:after="0"/>
+      </w:pPr>
+      <w:r>
+        <w:rPr>
+          <w:rFonts w:ascii="Times New Roman" w:hAnsi="Times New Roman" w:eastAsia="Malgun Gothic"/>
+          <w:b/>
+          <w:i w:val="0"/>
+          <w:color w:val="000000"/>
+          <w:sz w:val="20"/>
+        </w:rPr>
+        <w:t xml:space="preserve">Traveler: </w:t>
+      </w:r>
+      <w:r>
+        <w:rPr>
+          <w:rFonts w:ascii="Times New Roman" w:hAnsi="Times New Roman" w:eastAsia="Malgun Gothic"/>
+          <w:b w:val="0"/>
+          <w:i w:val="0"/>
+          <w:color w:val="000000"/>
+          <w:sz w:val="20"/>
+        </w:rPr>
+        <w:t>Excuse me. I can't find my passport.</w:t>
+      </w:r>
+    </w:p>
+    <w:p>
+      <w:pPr>
+        <w:spacing w:after="0"/>
+      </w:pPr>
+      <w:r>
+        <w:rPr>
+          <w:rFonts w:ascii="Times New Roman" w:hAnsi="Times New Roman" w:eastAsia="Malgun Gothic"/>
+          <w:b/>
+          <w:i w:val="0"/>
+          <w:color w:val="000000"/>
+          <w:sz w:val="20"/>
+        </w:rPr>
+        <w:t xml:space="preserve">Officer: </w:t>
+      </w:r>
+      <w:r>
+        <w:rPr>
+          <w:rFonts w:ascii="Times New Roman" w:hAnsi="Times New Roman" w:eastAsia="Malgun Gothic"/>
+          <w:b w:val="0"/>
+          <w:i w:val="0"/>
+          <w:color w:val="000000"/>
+          <w:sz w:val="20"/>
+        </w:rPr>
+        <w:t>When did you last have it?</w:t>
+      </w:r>
+    </w:p>
+    <w:p>
+      <w:pPr>
+        <w:spacing w:after="0"/>
+      </w:pPr>
+      <w:r>
+        <w:rPr>
+          <w:rFonts w:ascii="Times New Roman" w:hAnsi="Times New Roman" w:eastAsia="Malgun Gothic"/>
+          <w:b/>
+          <w:i w:val="0"/>
+          <w:color w:val="000000"/>
+          <w:sz w:val="20"/>
+        </w:rPr>
+        <w:t xml:space="preserve">Traveler: </w:t>
+      </w:r>
+      <w:r>
+        <w:rPr>
+          <w:rFonts w:ascii="Times New Roman" w:hAnsi="Times New Roman" w:eastAsia="Malgun Gothic"/>
+          <w:b w:val="0"/>
+          <w:i w:val="0"/>
+          <w:color w:val="000000"/>
+          <w:sz w:val="20"/>
+        </w:rPr>
+        <w:t>I had it at the hotel this morning.</w:t>
+      </w:r>
+    </w:p>
+    <w:p>
+      <w:pPr>
+        <w:spacing w:after="0"/>
+      </w:pPr>
+      <w:r>
+        <w:rPr>
+          <w:rFonts w:ascii="Times New Roman" w:hAnsi="Times New Roman" w:eastAsia="Malgun Gothic"/>
+          <w:b/>
+          <w:i w:val="0"/>
+          <w:color w:val="000000"/>
+          <w:sz w:val="20"/>
+        </w:rPr>
+        <w:t xml:space="preserve">Officer: </w:t>
+      </w:r>
+      <w:r>
+        <w:rPr>
+          <w:rFonts w:ascii="Times New Roman" w:hAnsi="Times New Roman" w:eastAsia="Malgun Gothic"/>
+          <w:b w:val="0"/>
+          <w:i w:val="0"/>
+          <w:color w:val="000000"/>
+          <w:sz w:val="20"/>
+        </w:rPr>
+        <w:t>Have you checked all your bags?</w:t>
+      </w:r>
+    </w:p>
+    <w:p>
+      <w:pPr>
+        <w:spacing w:after="0"/>
+      </w:pPr>
+      <w:r>
+        <w:rPr>
+          <w:rFonts w:ascii="Times New Roman" w:hAnsi="Times New Roman" w:eastAsia="Malgun Gothic"/>
+          <w:b/>
+          <w:i w:val="0"/>
+          <w:color w:val="000000"/>
+          <w:sz w:val="20"/>
+        </w:rPr>
+        <w:t xml:space="preserve">Traveler: </w:t>
+      </w:r>
+      <w:r>
+        <w:rPr>
+          <w:rFonts w:ascii="Times New Roman" w:hAnsi="Times New Roman" w:eastAsia="Malgun Gothic"/>
+          <w:b w:val="0"/>
+          <w:i w:val="0"/>
+          <w:color w:val="000000"/>
+          <w:sz w:val="20"/>
+        </w:rPr>
+        <w:t>Yes, I've looked everywhere.</w:t>
+      </w:r>
+    </w:p>
+    <w:p>
+      <w:pPr>
+        <w:spacing w:after="0"/>
+      </w:pPr>
+      <w:r>
+        <w:rPr>
+          <w:rFonts w:ascii="Times New Roman" w:hAnsi="Times New Roman" w:eastAsia="Malgun Gothic"/>
+          <w:b/>
+          <w:i w:val="0"/>
+          <w:color w:val="000000"/>
+          <w:sz w:val="20"/>
+        </w:rPr>
+        <w:t xml:space="preserve">Officer: </w:t>
+      </w:r>
+      <w:r>
+        <w:rPr>
+          <w:rFonts w:ascii="Times New Roman" w:hAnsi="Times New Roman" w:eastAsia="Malgun Gothic"/>
+          <w:b w:val="0"/>
+          <w:i w:val="0"/>
+          <w:color w:val="000000"/>
+          <w:sz w:val="20"/>
+        </w:rPr>
+        <w:t>Please fill out this lost-passport report.</w:t>
+      </w:r>
+    </w:p>
+    <w:p>
+      <w:pPr>
+        <w:spacing w:after="0"/>
+      </w:pPr>
+      <w:r>
+        <w:rPr>
+          <w:rFonts w:ascii="Times New Roman" w:hAnsi="Times New Roman" w:eastAsia="Malgun Gothic"/>
+          <w:b/>
+          <w:i w:val="0"/>
+          <w:color w:val="000000"/>
+          <w:sz w:val="20"/>
+        </w:rPr>
+        <w:t xml:space="preserve">Traveler: </w:t>
+      </w:r>
+      <w:r>
+        <w:rPr>
+          <w:rFonts w:ascii="Times New Roman" w:hAnsi="Times New Roman" w:eastAsia="Malgun Gothic"/>
+          <w:b w:val="0"/>
+          <w:i w:val="0"/>
+          <w:color w:val="000000"/>
+          <w:sz w:val="20"/>
+        </w:rPr>
+        <w:t>Okay. What should I do next?</w:t>
+      </w:r>
+    </w:p>
+    <w:p>
+      <w:pPr>
+        <w:spacing w:after="0"/>
+      </w:pPr>
+      <w:r>
+        <w:rPr>
+          <w:rFonts w:ascii="Times New Roman" w:hAnsi="Times New Roman" w:eastAsia="Malgun Gothic"/>
+          <w:b/>
+          <w:i w:val="0"/>
+          <w:color w:val="000000"/>
+          <w:sz w:val="20"/>
+        </w:rPr>
+        <w:t xml:space="preserve">Officer: </w:t>
+      </w:r>
+      <w:r>
+        <w:rPr>
+          <w:rFonts w:ascii="Times New Roman" w:hAnsi="Times New Roman" w:eastAsia="Malgun Gothic"/>
+          <w:b w:val="0"/>
+          <w:i w:val="0"/>
+          <w:color w:val="000000"/>
+          <w:sz w:val="20"/>
+        </w:rPr>
+        <w:t>You should contact your embassy as soon as possible.</w:t>
+      </w:r>
+    </w:p>
+    <w:p>
+      <w:pPr>
+        <w:spacing w:after="0"/>
+      </w:pPr>
+      <w:r>
+        <w:rPr>
+          <w:rFonts w:ascii="Times New Roman" w:hAnsi="Times New Roman" w:eastAsia="Malgun Gothic"/>
+          <w:b/>
+          <w:i w:val="0"/>
+          <w:color w:val="000000"/>
+          <w:sz w:val="20"/>
+        </w:rPr>
+        <w:t xml:space="preserve">Traveler: </w:t>
+      </w:r>
+      <w:r>
+        <w:rPr>
+          <w:rFonts w:ascii="Times New Roman" w:hAnsi="Times New Roman" w:eastAsia="Malgun Gothic"/>
+          <w:b w:val="0"/>
+          <w:i w:val="0"/>
+          <w:color w:val="000000"/>
+          <w:sz w:val="20"/>
+        </w:rPr>
+        <w:t>Could you tell me where the Korean embassy is?</w:t>
+      </w:r>
+    </w:p>
+    <w:p>
+      <w:pPr>
+        <w:spacing w:after="0"/>
+      </w:pPr>
+      <w:r>
+        <w:rPr>
+          <w:rFonts w:ascii="Times New Roman" w:hAnsi="Times New Roman" w:eastAsia="Malgun Gothic"/>
+          <w:b/>
+          <w:i w:val="0"/>
+          <w:color w:val="000000"/>
+          <w:sz w:val="20"/>
+        </w:rPr>
+        <w:t xml:space="preserve">Officer: </w:t>
+      </w:r>
+      <w:r>
+        <w:rPr>
+          <w:rFonts w:ascii="Times New Roman" w:hAnsi="Times New Roman" w:eastAsia="Malgun Gothic"/>
+          <w:b w:val="0"/>
+          <w:i w:val="0"/>
+          <w:color w:val="000000"/>
+          <w:sz w:val="20"/>
+        </w:rPr>
+        <w:t>Yes. It's about ten minutes away by taxi.</w:t>
+      </w:r>
+    </w:p>
+    <w:p>
+      <w:pPr>
+        <w:spacing w:after="0"/>
+      </w:pPr>
+      <w:r>
+        <w:rPr>
+          <w:rFonts w:ascii="Times New Roman" w:hAnsi="Times New Roman" w:eastAsia="Malgun Gothic"/>
+          <w:b/>
+          <w:i w:val="0"/>
+          <w:color w:val="000000"/>
+          <w:sz w:val="20"/>
+        </w:rPr>
+        <w:t xml:space="preserve">Traveler: </w:t>
+      </w:r>
+      <w:r>
+        <w:rPr>
+          <w:rFonts w:ascii="Times New Roman" w:hAnsi="Times New Roman" w:eastAsia="Malgun Gothic"/>
+          <w:b w:val="0"/>
+          <w:i w:val="0"/>
+          <w:color w:val="000000"/>
+          <w:sz w:val="20"/>
+        </w:rPr>
+        <w:t>Can they issue an emergency travel document?</w:t>
+      </w:r>
+    </w:p>
+    <w:p>
+      <w:pPr>
+        <w:spacing w:after="0"/>
+      </w:pPr>
+      <w:r>
+        <w:rPr>
+          <w:rFonts w:ascii="Times New Roman" w:hAnsi="Times New Roman" w:eastAsia="Malgun Gothic"/>
+          <w:b/>
+          <w:i w:val="0"/>
+          <w:color w:val="000000"/>
+          <w:sz w:val="20"/>
+        </w:rPr>
+        <w:t xml:space="preserve">Officer: </w:t>
+      </w:r>
+      <w:r>
+        <w:rPr>
+          <w:rFonts w:ascii="Times New Roman" w:hAnsi="Times New Roman" w:eastAsia="Malgun Gothic"/>
+          <w:b w:val="0"/>
+          <w:i w:val="0"/>
+          <w:color w:val="000000"/>
+          <w:sz w:val="20"/>
+        </w:rPr>
+        <w:t>Yes. Bring a photo and some identification.</w:t>
+      </w:r>
+    </w:p>
+    <w:p>
+      <w:pPr>
+        <w:spacing w:after="0"/>
+      </w:pPr>
+      <w:r>
+        <w:rPr>
+          <w:rFonts w:ascii="Times New Roman" w:hAnsi="Times New Roman" w:eastAsia="Malgun Gothic"/>
+          <w:b/>
+          <w:i w:val="0"/>
+          <w:color w:val="000000"/>
+          <w:sz w:val="20"/>
+        </w:rPr>
+        <w:t xml:space="preserve">Traveler: </w:t>
+      </w:r>
+      <w:r>
+        <w:rPr>
+          <w:rFonts w:ascii="Times New Roman" w:hAnsi="Times New Roman" w:eastAsia="Malgun Gothic"/>
+          <w:b w:val="0"/>
+          <w:i w:val="0"/>
+          <w:color w:val="000000"/>
+          <w:sz w:val="20"/>
+        </w:rPr>
+        <w:t>Thank you. I'm traveling with my daughter, so I was worried.</w:t>
+      </w:r>
+    </w:p>
+    <w:p>
+      <w:pPr>
+        <w:spacing w:after="0"/>
+      </w:pPr>
+      <w:r>
+        <w:rPr>
+          <w:rFonts w:ascii="Times New Roman" w:hAnsi="Times New Roman" w:eastAsia="Malgun Gothic"/>
+          <w:b/>
+          <w:i w:val="0"/>
+          <w:color w:val="000000"/>
+          <w:sz w:val="20"/>
+        </w:rPr>
+        <w:t xml:space="preserve">Officer: </w:t>
+      </w:r>
+      <w:r>
+        <w:rPr>
+          <w:rFonts w:ascii="Times New Roman" w:hAnsi="Times New Roman" w:eastAsia="Malgun Gothic"/>
+          <w:b w:val="0"/>
+          <w:i w:val="0"/>
+          <w:color w:val="000000"/>
+          <w:sz w:val="20"/>
+        </w:rPr>
+        <w:t>Don't worry. The embassy will help you both.</w:t>
+      </w:r>
+    </w:p>
+    <w:p>
+      <w:pPr>
+        <w:spacing w:after="100"/>
+      </w:pPr>
+    </w:p>
+    <w:p>
+      <w:pPr>
+        <w:spacing w:after="0"/>
+      </w:pPr>
+      <w:r>
+        <w:rPr>
+          <w:rFonts w:ascii="Times New Roman" w:hAnsi="Times New Roman" w:eastAsia="Malgun Gothic"/>
+          <w:b/>
+          <w:i w:val="0"/>
+          <w:color w:val="000000"/>
+          <w:sz w:val="20"/>
+        </w:rPr>
+        <w:t>Target Vocabulary</w:t>
+      </w:r>
+    </w:p>
+    <w:tbl>
+      <w:tblPr>
+        <w:tblW w:type="dxa" w:w="9000"/>
+        <w:tblLayout w:type="fixed"/>
+        <w:tblLook w:firstColumn="1" w:firstRow="1" w:lastColumn="0" w:lastRow="0" w:noHBand="0" w:noVBand="1" w:val="04A0"/>
+      </w:tblPr>
+      <w:tblGrid>
+        <w:gridCol w:w="3000"/>
+        <w:gridCol w:w="6000"/>
+      </w:tblGrid>
+      <w:tr>
+        <w:tc>
+          <w:tcPr>
+            <w:tcW w:type="dxa" w:w="3000"/>
+            <w:vAlign w:val="center"/>
+            <w:tcMar>
+              <w:top w:w="70" w:type="dxa"/>
+              <w:bottom w:w="70" w:type="dxa"/>
+              <w:start w:w="90" w:type="dxa"/>
+              <w:end w:w="90" w:type="dxa"/>
+            </w:tcMar>
+            <w:shd w:val="clear" w:fill="F2F2F2"/>
+            <w:tcBorders>
+              <w:top w:val="single" w:sz="6" w:color="808080"/>
+              <w:left w:val="single" w:sz="6" w:color="808080"/>
+              <w:bottom w:val="single" w:sz="6" w:color="808080"/>
+              <w:right w:val="single" w:sz="6" w:color="808080"/>
+              <w:insideH w:val="single" w:sz="6" w:color="808080"/>
+              <w:insideV w:val="single" w:sz="6" w:color="808080"/>
+            </w:tcBorders>
+          </w:tcPr>
+          <w:p>
+            <w:pPr>
+              <w:spacing w:after="0"/>
+            </w:pPr>
+            <w:r>
+              <w:rPr>
+                <w:rFonts w:ascii="Times New Roman" w:hAnsi="Times New Roman" w:eastAsia="Malgun Gothic"/>
+                <w:b/>
+                <w:i w:val="0"/>
+                <w:color w:val="000000"/>
+                <w:sz w:val="18"/>
+              </w:rPr>
+              <w:t>English</w:t>
+            </w:r>
+          </w:p>
+        </w:tc>
+        <w:tc>
+          <w:tcPr>
+            <w:tcW w:type="dxa" w:w="6000"/>
+            <w:vAlign w:val="center"/>
+            <w:tcMar>
+              <w:top w:w="70" w:type="dxa"/>
+              <w:bottom w:w="70" w:type="dxa"/>
+              <w:start w:w="90" w:type="dxa"/>
+              <w:end w:w="90" w:type="dxa"/>
+            </w:tcMar>
+            <w:shd w:val="clear" w:fill="F2F2F2"/>
+            <w:tcBorders>
+              <w:top w:val="single" w:sz="6" w:color="808080"/>
+              <w:left w:val="single" w:sz="6" w:color="808080"/>
+              <w:bottom w:val="single" w:sz="6" w:color="808080"/>
+              <w:right w:val="single" w:sz="6" w:color="808080"/>
+              <w:insideH w:val="single" w:sz="6" w:color="808080"/>
+              <w:insideV w:val="single" w:sz="6" w:color="808080"/>
+            </w:tcBorders>
+          </w:tcPr>
+          <w:p>
+            <w:pPr>
+              <w:spacing w:after="0"/>
+            </w:pPr>
+            <w:r>
+              <w:rPr>
+                <w:rFonts w:ascii="Times New Roman" w:hAnsi="Times New Roman" w:eastAsia="Malgun Gothic"/>
+                <w:b/>
+                <w:i w:val="0"/>
+                <w:color w:val="000000"/>
+                <w:sz w:val="18"/>
+              </w:rPr>
+              <w:t>한국어</w:t>
+            </w:r>
+          </w:p>
+        </w:tc>
+      </w:tr>
+      <w:tr>
+        <w:tc>
+          <w:tcPr>
+            <w:tcW w:type="dxa" w:w="3000"/>
+            <w:vAlign w:val="center"/>
+            <w:tcMar>
+              <w:top w:w="70" w:type="dxa"/>
+              <w:bottom w:w="70" w:type="dxa"/>
+              <w:start w:w="90" w:type="dxa"/>
+              <w:end w:w="90" w:type="dxa"/>
+            </w:tcMar>
+            <w:tcBorders>
+              <w:top w:val="single" w:sz="6" w:color="808080"/>
+              <w:left w:val="single" w:sz="6" w:color="808080"/>
+              <w:bottom w:val="single" w:sz="6" w:color="808080"/>
+              <w:right w:val="single" w:sz="6" w:color="808080"/>
+              <w:insideH w:val="single" w:sz="6" w:color="808080"/>
+              <w:insideV w:val="single" w:sz="6" w:color="808080"/>
+            </w:tcBorders>
+          </w:tcPr>
+          <w:p>
+            <w:pPr>
+              <w:spacing w:after="0"/>
+            </w:pPr>
+            <w:r>
+              <w:rPr>
+                <w:rFonts w:ascii="Times New Roman" w:hAnsi="Times New Roman" w:eastAsia="Malgun Gothic"/>
+                <w:b w:val="0"/>
+                <w:i w:val="0"/>
+                <w:color w:val="000000"/>
+                <w:sz w:val="18"/>
+              </w:rPr>
+              <w:t>passport</w:t>
+            </w:r>
+          </w:p>
+        </w:tc>
+        <w:tc>
+          <w:tcPr>
+            <w:tcW w:type="dxa" w:w="6000"/>
+            <w:vAlign w:val="center"/>
+            <w:tcMar>
+              <w:top w:w="70" w:type="dxa"/>
+              <w:bottom w:w="70" w:type="dxa"/>
+              <w:start w:w="90" w:type="dxa"/>
+              <w:end w:w="90" w:type="dxa"/>
+            </w:tcMar>
+            <w:tcBorders>
+              <w:top w:val="single" w:sz="6" w:color="808080"/>
+              <w:left w:val="single" w:sz="6" w:color="808080"/>
+              <w:bottom w:val="single" w:sz="6" w:color="808080"/>
+              <w:right w:val="single" w:sz="6" w:color="808080"/>
+              <w:insideH w:val="single" w:sz="6" w:color="808080"/>
+              <w:insideV w:val="single" w:sz="6" w:color="808080"/>
+            </w:tcBorders>
+          </w:tcPr>
+          <w:p>
+            <w:pPr>
+              <w:spacing w:after="0"/>
+            </w:pPr>
+            <w:r>
+              <w:rPr>
+                <w:rFonts w:ascii="Times New Roman" w:hAnsi="Times New Roman" w:eastAsia="Malgun Gothic"/>
+                <w:b w:val="0"/>
+                <w:i w:val="0"/>
+                <w:color w:val="000000"/>
+                <w:sz w:val="18"/>
+              </w:rPr>
+              <w:t>여권</w:t>
+            </w:r>
+          </w:p>
+        </w:tc>
+      </w:tr>
+      <w:tr>
+        <w:tc>
+          <w:tcPr>
+            <w:tcW w:type="dxa" w:w="3000"/>
+            <w:vAlign w:val="center"/>
+            <w:tcMar>
+              <w:top w:w="70" w:type="dxa"/>
+              <w:bottom w:w="70" w:type="dxa"/>
+              <w:start w:w="90" w:type="dxa"/>
+              <w:end w:w="90" w:type="dxa"/>
+            </w:tcMar>
+            <w:tcBorders>
+              <w:top w:val="single" w:sz="6" w:color="808080"/>
+              <w:left w:val="single" w:sz="6" w:color="808080"/>
+              <w:bottom w:val="single" w:sz="6" w:color="808080"/>
+              <w:right w:val="single" w:sz="6" w:color="808080"/>
+              <w:insideH w:val="single" w:sz="6" w:color="808080"/>
+              <w:insideV w:val="single" w:sz="6" w:color="808080"/>
+            </w:tcBorders>
+          </w:tcPr>
+          <w:p>
+            <w:pPr>
+              <w:spacing w:after="0"/>
+            </w:pPr>
+            <w:r>
+              <w:rPr>
+                <w:rFonts w:ascii="Times New Roman" w:hAnsi="Times New Roman" w:eastAsia="Malgun Gothic"/>
+                <w:b w:val="0"/>
+                <w:i w:val="0"/>
+                <w:color w:val="000000"/>
+                <w:sz w:val="18"/>
+              </w:rPr>
+              <w:t>embassy</w:t>
+            </w:r>
+          </w:p>
+        </w:tc>
+        <w:tc>
+          <w:tcPr>
+            <w:tcW w:type="dxa" w:w="6000"/>
+            <w:vAlign w:val="center"/>
+            <w:tcMar>
+              <w:top w:w="70" w:type="dxa"/>
+              <w:bottom w:w="70" w:type="dxa"/>
+              <w:start w:w="90" w:type="dxa"/>
+              <w:end w:w="90" w:type="dxa"/>
+            </w:tcMar>
+            <w:tcBorders>
+              <w:top w:val="single" w:sz="6" w:color="808080"/>
+              <w:left w:val="single" w:sz="6" w:color="808080"/>
+              <w:bottom w:val="single" w:sz="6" w:color="808080"/>
+              <w:right w:val="single" w:sz="6" w:color="808080"/>
+              <w:insideH w:val="single" w:sz="6" w:color="808080"/>
+              <w:insideV w:val="single" w:sz="6" w:color="808080"/>
+            </w:tcBorders>
+          </w:tcPr>
+          <w:p>
+            <w:pPr>
+              <w:spacing w:after="0"/>
+            </w:pPr>
+            <w:r>
+              <w:rPr>
+                <w:rFonts w:ascii="Times New Roman" w:hAnsi="Times New Roman" w:eastAsia="Malgun Gothic"/>
+                <w:b w:val="0"/>
+                <w:i w:val="0"/>
+                <w:color w:val="000000"/>
+                <w:sz w:val="18"/>
+              </w:rPr>
+              <w:t>대사관</w:t>
+            </w:r>
+          </w:p>
+        </w:tc>
+      </w:tr>
+      <w:tr>
+        <w:tc>
+          <w:tcPr>
+            <w:tcW w:type="dxa" w:w="3000"/>
+            <w:vAlign w:val="center"/>
+            <w:tcMar>
+              <w:top w:w="70" w:type="dxa"/>
+              <w:bottom w:w="70" w:type="dxa"/>
+              <w:start w:w="90" w:type="dxa"/>
+              <w:end w:w="90" w:type="dxa"/>
+            </w:tcMar>
+            <w:tcBorders>
+              <w:top w:val="single" w:sz="6" w:color="808080"/>
+              <w:left w:val="single" w:sz="6" w:color="808080"/>
+              <w:bottom w:val="single" w:sz="6" w:color="808080"/>
+              <w:right w:val="single" w:sz="6" w:color="808080"/>
+              <w:insideH w:val="single" w:sz="6" w:color="808080"/>
+              <w:insideV w:val="single" w:sz="6" w:color="808080"/>
+            </w:tcBorders>
+          </w:tcPr>
+          <w:p>
+            <w:pPr>
+              <w:spacing w:after="0"/>
+            </w:pPr>
+            <w:r>
+              <w:rPr>
+                <w:rFonts w:ascii="Times New Roman" w:hAnsi="Times New Roman" w:eastAsia="Malgun Gothic"/>
+                <w:b w:val="0"/>
+                <w:i w:val="0"/>
+                <w:color w:val="000000"/>
+                <w:sz w:val="18"/>
+              </w:rPr>
+              <w:t>report</w:t>
+            </w:r>
+          </w:p>
+        </w:tc>
+        <w:tc>
+          <w:tcPr>
+            <w:tcW w:type="dxa" w:w="6000"/>
+            <w:vAlign w:val="center"/>
+            <w:tcMar>
+              <w:top w:w="70" w:type="dxa"/>
+              <w:bottom w:w="70" w:type="dxa"/>
+              <w:start w:w="90" w:type="dxa"/>
+              <w:end w:w="90" w:type="dxa"/>
+            </w:tcMar>
+            <w:tcBorders>
+              <w:top w:val="single" w:sz="6" w:color="808080"/>
+              <w:left w:val="single" w:sz="6" w:color="808080"/>
+              <w:bottom w:val="single" w:sz="6" w:color="808080"/>
+              <w:right w:val="single" w:sz="6" w:color="808080"/>
+              <w:insideH w:val="single" w:sz="6" w:color="808080"/>
+              <w:insideV w:val="single" w:sz="6" w:color="808080"/>
+            </w:tcBorders>
+          </w:tcPr>
+          <w:p>
+            <w:pPr>
+              <w:spacing w:after="0"/>
+            </w:pPr>
+            <w:r>
+              <w:rPr>
+                <w:rFonts w:ascii="Times New Roman" w:hAnsi="Times New Roman" w:eastAsia="Malgun Gothic"/>
+                <w:b w:val="0"/>
+                <w:i w:val="0"/>
+                <w:color w:val="000000"/>
+                <w:sz w:val="18"/>
+              </w:rPr>
+              <w:t>신고서; 신고하다</w:t>
+            </w:r>
+          </w:p>
+        </w:tc>
+      </w:tr>
+      <w:tr>
+        <w:tc>
+          <w:tcPr>
+            <w:tcW w:type="dxa" w:w="3000"/>
+            <w:vAlign w:val="center"/>
+            <w:tcMar>
+              <w:top w:w="70" w:type="dxa"/>
+              <w:bottom w:w="70" w:type="dxa"/>
+              <w:start w:w="90" w:type="dxa"/>
+              <w:end w:w="90" w:type="dxa"/>
+            </w:tcMar>
+            <w:tcBorders>
+              <w:top w:val="single" w:sz="6" w:color="808080"/>
+              <w:left w:val="single" w:sz="6" w:color="808080"/>
+              <w:bottom w:val="single" w:sz="6" w:color="808080"/>
+              <w:right w:val="single" w:sz="6" w:color="808080"/>
+              <w:insideH w:val="single" w:sz="6" w:color="808080"/>
+              <w:insideV w:val="single" w:sz="6" w:color="808080"/>
+            </w:tcBorders>
+          </w:tcPr>
+          <w:p>
+            <w:pPr>
+              <w:spacing w:after="0"/>
+            </w:pPr>
+            <w:r>
+              <w:rPr>
+                <w:rFonts w:ascii="Times New Roman" w:hAnsi="Times New Roman" w:eastAsia="Malgun Gothic"/>
+                <w:b w:val="0"/>
+                <w:i w:val="0"/>
+                <w:color w:val="000000"/>
+                <w:sz w:val="18"/>
+              </w:rPr>
+              <w:t>issue</w:t>
+            </w:r>
+          </w:p>
+        </w:tc>
+        <w:tc>
+          <w:tcPr>
+            <w:tcW w:type="dxa" w:w="6000"/>
+            <w:vAlign w:val="center"/>
+            <w:tcMar>
+              <w:top w:w="70" w:type="dxa"/>
+              <w:bottom w:w="70" w:type="dxa"/>
+              <w:start w:w="90" w:type="dxa"/>
+              <w:end w:w="90" w:type="dxa"/>
+            </w:tcMar>
+            <w:tcBorders>
+              <w:top w:val="single" w:sz="6" w:color="808080"/>
+              <w:left w:val="single" w:sz="6" w:color="808080"/>
+              <w:bottom w:val="single" w:sz="6" w:color="808080"/>
+              <w:right w:val="single" w:sz="6" w:color="808080"/>
+              <w:insideH w:val="single" w:sz="6" w:color="808080"/>
+              <w:insideV w:val="single" w:sz="6" w:color="808080"/>
+            </w:tcBorders>
+          </w:tcPr>
+          <w:p>
+            <w:pPr>
+              <w:spacing w:after="0"/>
+            </w:pPr>
+            <w:r>
+              <w:rPr>
+                <w:rFonts w:ascii="Times New Roman" w:hAnsi="Times New Roman" w:eastAsia="Malgun Gothic"/>
+                <w:b w:val="0"/>
+                <w:i w:val="0"/>
+                <w:color w:val="000000"/>
+                <w:sz w:val="18"/>
+              </w:rPr>
+              <w:t>발급하다</w:t>
+            </w:r>
+          </w:p>
+        </w:tc>
+      </w:tr>
+      <w:tr>
+        <w:tc>
+          <w:tcPr>
+            <w:tcW w:type="dxa" w:w="3000"/>
+            <w:vAlign w:val="center"/>
+            <w:tcMar>
+              <w:top w:w="70" w:type="dxa"/>
+              <w:bottom w:w="70" w:type="dxa"/>
+              <w:start w:w="90" w:type="dxa"/>
+              <w:end w:w="90" w:type="dxa"/>
+            </w:tcMar>
+            <w:tcBorders>
+              <w:top w:val="single" w:sz="6" w:color="808080"/>
+              <w:left w:val="single" w:sz="6" w:color="808080"/>
+              <w:bottom w:val="single" w:sz="6" w:color="808080"/>
+              <w:right w:val="single" w:sz="6" w:color="808080"/>
+              <w:insideH w:val="single" w:sz="6" w:color="808080"/>
+              <w:insideV w:val="single" w:sz="6" w:color="808080"/>
+            </w:tcBorders>
+          </w:tcPr>
+          <w:p>
+            <w:pPr>
+              <w:spacing w:after="0"/>
+            </w:pPr>
+            <w:r>
+              <w:rPr>
+                <w:rFonts w:ascii="Times New Roman" w:hAnsi="Times New Roman" w:eastAsia="Malgun Gothic"/>
+                <w:b w:val="0"/>
+                <w:i w:val="0"/>
+                <w:color w:val="000000"/>
+                <w:sz w:val="18"/>
+              </w:rPr>
+              <w:t>emergency travel document</w:t>
+            </w:r>
+          </w:p>
+        </w:tc>
+        <w:tc>
+          <w:tcPr>
+            <w:tcW w:type="dxa" w:w="6000"/>
+            <w:vAlign w:val="center"/>
+            <w:tcMar>
+              <w:top w:w="70" w:type="dxa"/>
+              <w:bottom w:w="70" w:type="dxa"/>
+              <w:start w:w="90" w:type="dxa"/>
+              <w:end w:w="90" w:type="dxa"/>
+            </w:tcMar>
+            <w:tcBorders>
+              <w:top w:val="single" w:sz="6" w:color="808080"/>
+              <w:left w:val="single" w:sz="6" w:color="808080"/>
+              <w:bottom w:val="single" w:sz="6" w:color="808080"/>
+              <w:right w:val="single" w:sz="6" w:color="808080"/>
+              <w:insideH w:val="single" w:sz="6" w:color="808080"/>
+              <w:insideV w:val="single" w:sz="6" w:color="808080"/>
+            </w:tcBorders>
+          </w:tcPr>
+          <w:p>
+            <w:pPr>
+              <w:spacing w:after="0"/>
+            </w:pPr>
+            <w:r>
+              <w:rPr>
+                <w:rFonts w:ascii="Times New Roman" w:hAnsi="Times New Roman" w:eastAsia="Malgun Gothic"/>
+                <w:b w:val="0"/>
+                <w:i w:val="0"/>
+                <w:color w:val="000000"/>
+                <w:sz w:val="18"/>
+              </w:rPr>
+              <w:t>긴급 여행 증명서</w:t>
+            </w:r>
+          </w:p>
+        </w:tc>
+      </w:tr>
+      <w:tr>
+        <w:tc>
+          <w:tcPr>
+            <w:tcW w:type="dxa" w:w="3000"/>
+            <w:vAlign w:val="center"/>
+            <w:tcMar>
+              <w:top w:w="70" w:type="dxa"/>
+              <w:bottom w:w="70" w:type="dxa"/>
+              <w:start w:w="90" w:type="dxa"/>
+              <w:end w:w="90" w:type="dxa"/>
+            </w:tcMar>
+            <w:tcBorders>
+              <w:top w:val="single" w:sz="6" w:color="808080"/>
+              <w:left w:val="single" w:sz="6" w:color="808080"/>
+              <w:bottom w:val="single" w:sz="6" w:color="808080"/>
+              <w:right w:val="single" w:sz="6" w:color="808080"/>
+              <w:insideH w:val="single" w:sz="6" w:color="808080"/>
+              <w:insideV w:val="single" w:sz="6" w:color="808080"/>
+            </w:tcBorders>
+          </w:tcPr>
+          <w:p>
+            <w:pPr>
+              <w:spacing w:after="0"/>
+            </w:pPr>
+            <w:r>
+              <w:rPr>
+                <w:rFonts w:ascii="Times New Roman" w:hAnsi="Times New Roman" w:eastAsia="Malgun Gothic"/>
+                <w:b w:val="0"/>
+                <w:i w:val="0"/>
+                <w:color w:val="000000"/>
+                <w:sz w:val="18"/>
+              </w:rPr>
+              <w:t>identification</w:t>
+            </w:r>
+          </w:p>
+        </w:tc>
+        <w:tc>
+          <w:tcPr>
+            <w:tcW w:type="dxa" w:w="6000"/>
+            <w:vAlign w:val="center"/>
+            <w:tcMar>
+              <w:top w:w="70" w:type="dxa"/>
+              <w:bottom w:w="70" w:type="dxa"/>
+              <w:start w:w="90" w:type="dxa"/>
+              <w:end w:w="90" w:type="dxa"/>
+            </w:tcMar>
+            <w:tcBorders>
+              <w:top w:val="single" w:sz="6" w:color="808080"/>
+              <w:left w:val="single" w:sz="6" w:color="808080"/>
+              <w:bottom w:val="single" w:sz="6" w:color="808080"/>
+              <w:right w:val="single" w:sz="6" w:color="808080"/>
+              <w:insideH w:val="single" w:sz="6" w:color="808080"/>
+              <w:insideV w:val="single" w:sz="6" w:color="808080"/>
+            </w:tcBorders>
+          </w:tcPr>
+          <w:p>
+            <w:pPr>
+              <w:spacing w:after="0"/>
+            </w:pPr>
+            <w:r>
+              <w:rPr>
+                <w:rFonts w:ascii="Times New Roman" w:hAnsi="Times New Roman" w:eastAsia="Malgun Gothic"/>
+                <w:b w:val="0"/>
+                <w:i w:val="0"/>
+                <w:color w:val="000000"/>
+                <w:sz w:val="18"/>
+              </w:rPr>
+              <w:t>신분증</w:t>
+            </w:r>
+          </w:p>
+        </w:tc>
+      </w:tr>
+    </w:tbl>
+    <w:p>
+      <w:pPr>
+        <w:spacing w:after="100"/>
+      </w:pPr>
+    </w:p>
+    <w:p>
+      <w:pPr>
+        <w:spacing w:after="0"/>
+      </w:pPr>
+      <w:r>
+        <w:rPr>
+          <w:rFonts w:ascii="Times New Roman" w:hAnsi="Times New Roman" w:eastAsia="Malgun Gothic"/>
+          <w:b/>
+          <w:i w:val="0"/>
+          <w:color w:val="000000"/>
+          <w:sz w:val="20"/>
+        </w:rPr>
+        <w:t>Target Expressions / Expected Meaning</w:t>
+      </w:r>
+    </w:p>
+    <w:tbl>
+      <w:tblPr>
+        <w:tblW w:type="dxa" w:w="9000"/>
+        <w:tblLayout w:type="fixed"/>
+        <w:tblLook w:firstColumn="1" w:firstRow="1" w:lastColumn="0" w:lastRow="0" w:noHBand="0" w:noVBand="1" w:val="04A0"/>
+      </w:tblPr>
+      <w:tblGrid>
+        <w:gridCol w:w="5000"/>
+        <w:gridCol w:w="4000"/>
+      </w:tblGrid>
+      <w:tr>
+        <w:tc>
+          <w:tcPr>
+            <w:tcW w:type="dxa" w:w="5000"/>
+            <w:vAlign w:val="center"/>
+            <w:tcMar>
+              <w:top w:w="70" w:type="dxa"/>
+              <w:bottom w:w="70" w:type="dxa"/>
+              <w:start w:w="90" w:type="dxa"/>
+              <w:end w:w="90" w:type="dxa"/>
+            </w:tcMar>
+            <w:shd w:val="clear" w:fill="F2F2F2"/>
+            <w:tcBorders>
+              <w:top w:val="single" w:sz="6" w:color="808080"/>
+              <w:left w:val="single" w:sz="6" w:color="808080"/>
+              <w:bottom w:val="single" w:sz="6" w:color="808080"/>
+              <w:right w:val="single" w:sz="6" w:color="808080"/>
+              <w:insideH w:val="single" w:sz="6" w:color="808080"/>
+              <w:insideV w:val="single" w:sz="6" w:color="808080"/>
+            </w:tcBorders>
+          </w:tcPr>
+          <w:p>
+            <w:pPr>
+              <w:spacing w:after="0"/>
+            </w:pPr>
+            <w:r>
+              <w:rPr>
+                <w:rFonts w:ascii="Times New Roman" w:hAnsi="Times New Roman" w:eastAsia="Malgun Gothic"/>
+                <w:b/>
+                <w:i w:val="0"/>
+                <w:color w:val="000000"/>
+                <w:sz w:val="18"/>
+              </w:rPr>
+              <w:t>Expression</w:t>
+            </w:r>
+          </w:p>
+        </w:tc>
+        <w:tc>
+          <w:tcPr>
+            <w:tcW w:type="dxa" w:w="4000"/>
+            <w:vAlign w:val="center"/>
+            <w:tcMar>
+              <w:top w:w="70" w:type="dxa"/>
+              <w:bottom w:w="70" w:type="dxa"/>
+              <w:start w:w="90" w:type="dxa"/>
+              <w:end w:w="90" w:type="dxa"/>
+            </w:tcMar>
+            <w:shd w:val="clear" w:fill="F2F2F2"/>
+            <w:tcBorders>
+              <w:top w:val="single" w:sz="6" w:color="808080"/>
+              <w:left w:val="single" w:sz="6" w:color="808080"/>
+              <w:bottom w:val="single" w:sz="6" w:color="808080"/>
+              <w:right w:val="single" w:sz="6" w:color="808080"/>
+              <w:insideH w:val="single" w:sz="6" w:color="808080"/>
+              <w:insideV w:val="single" w:sz="6" w:color="808080"/>
+            </w:tcBorders>
+          </w:tcPr>
+          <w:p>
+            <w:pPr>
+              <w:spacing w:after="0"/>
+            </w:pPr>
+            <w:r>
+              <w:rPr>
+                <w:rFonts w:ascii="Times New Roman" w:hAnsi="Times New Roman" w:eastAsia="Malgun Gothic"/>
+                <w:b/>
+                <w:i w:val="0"/>
+                <w:color w:val="000000"/>
+                <w:sz w:val="18"/>
+              </w:rPr>
+              <w:t>Meaning</w:t>
+            </w:r>
+          </w:p>
+        </w:tc>
+      </w:tr>
+      <w:tr>
+        <w:tc>
+          <w:tcPr>
+            <w:tcW w:type="dxa" w:w="5000"/>
+            <w:vAlign w:val="center"/>
+            <w:tcMar>
+              <w:top w:w="70" w:type="dxa"/>
+              <w:bottom w:w="70" w:type="dxa"/>
+              <w:start w:w="90" w:type="dxa"/>
+              <w:end w:w="90" w:type="dxa"/>
+            </w:tcMar>
+            <w:tcBorders>
+              <w:top w:val="single" w:sz="6" w:color="808080"/>
+              <w:left w:val="single" w:sz="6" w:color="808080"/>
+              <w:bottom w:val="single" w:sz="6" w:color="808080"/>
+              <w:right w:val="single" w:sz="6" w:color="808080"/>
+              <w:insideH w:val="single" w:sz="6" w:color="808080"/>
+              <w:insideV w:val="single" w:sz="6" w:color="808080"/>
+            </w:tcBorders>
+          </w:tcPr>
+          <w:p>
+            <w:pPr>
+              <w:spacing w:after="0"/>
+            </w:pPr>
+            <w:r>
+              <w:rPr>
+                <w:rFonts w:ascii="Times New Roman" w:hAnsi="Times New Roman" w:eastAsia="Malgun Gothic"/>
+                <w:b w:val="0"/>
+                <w:i w:val="0"/>
+                <w:color w:val="000000"/>
+                <w:sz w:val="18"/>
+              </w:rPr>
+              <w:t>I can't find my passport.</w:t>
+            </w:r>
+          </w:p>
+        </w:tc>
+        <w:tc>
+          <w:tcPr>
+            <w:tcW w:type="dxa" w:w="4000"/>
+            <w:vAlign w:val="center"/>
+            <w:tcMar>
+              <w:top w:w="70" w:type="dxa"/>
+              <w:bottom w:w="70" w:type="dxa"/>
+              <w:start w:w="90" w:type="dxa"/>
+              <w:end w:w="90" w:type="dxa"/>
+            </w:tcMar>
+            <w:tcBorders>
+              <w:top w:val="single" w:sz="6" w:color="808080"/>
+              <w:left w:val="single" w:sz="6" w:color="808080"/>
+              <w:bottom w:val="single" w:sz="6" w:color="808080"/>
+              <w:right w:val="single" w:sz="6" w:color="808080"/>
+              <w:insideH w:val="single" w:sz="6" w:color="808080"/>
+              <w:insideV w:val="single" w:sz="6" w:color="808080"/>
+            </w:tcBorders>
+          </w:tcPr>
+          <w:p>
+            <w:pPr>
+              <w:spacing w:after="0"/>
+            </w:pPr>
+            <w:r>
+              <w:rPr>
+                <w:rFonts w:ascii="Times New Roman" w:hAnsi="Times New Roman" w:eastAsia="Malgun Gothic"/>
+                <w:b w:val="0"/>
+                <w:i w:val="0"/>
+                <w:color w:val="000000"/>
+                <w:sz w:val="18"/>
+              </w:rPr>
+              <w:t>여권을 찾을 수 없어요.</w:t>
+            </w:r>
+          </w:p>
+        </w:tc>
+      </w:tr>
+      <w:tr>
+        <w:tc>
+          <w:tcPr>
+            <w:tcW w:type="dxa" w:w="5000"/>
+            <w:vAlign w:val="center"/>
+            <w:tcMar>
+              <w:top w:w="70" w:type="dxa"/>
+              <w:bottom w:w="70" w:type="dxa"/>
+              <w:start w:w="90" w:type="dxa"/>
+              <w:end w:w="90" w:type="dxa"/>
+            </w:tcMar>
+            <w:tcBorders>
+              <w:top w:val="single" w:sz="6" w:color="808080"/>
+              <w:left w:val="single" w:sz="6" w:color="808080"/>
+              <w:bottom w:val="single" w:sz="6" w:color="808080"/>
+              <w:right w:val="single" w:sz="6" w:color="808080"/>
+              <w:insideH w:val="single" w:sz="6" w:color="808080"/>
+              <w:insideV w:val="single" w:sz="6" w:color="808080"/>
+            </w:tcBorders>
+          </w:tcPr>
+          <w:p>
+            <w:pPr>
+              <w:spacing w:after="0"/>
+            </w:pPr>
+            <w:r>
+              <w:rPr>
+                <w:rFonts w:ascii="Times New Roman" w:hAnsi="Times New Roman" w:eastAsia="Malgun Gothic"/>
+                <w:b w:val="0"/>
+                <w:i w:val="0"/>
+                <w:color w:val="000000"/>
+                <w:sz w:val="18"/>
+              </w:rPr>
+              <w:t>Please fill out this lost-passport report.</w:t>
+            </w:r>
+          </w:p>
+        </w:tc>
+        <w:tc>
+          <w:tcPr>
+            <w:tcW w:type="dxa" w:w="4000"/>
+            <w:vAlign w:val="center"/>
+            <w:tcMar>
+              <w:top w:w="70" w:type="dxa"/>
+              <w:bottom w:w="70" w:type="dxa"/>
+              <w:start w:w="90" w:type="dxa"/>
+              <w:end w:w="90" w:type="dxa"/>
+            </w:tcMar>
+            <w:tcBorders>
+              <w:top w:val="single" w:sz="6" w:color="808080"/>
+              <w:left w:val="single" w:sz="6" w:color="808080"/>
+              <w:bottom w:val="single" w:sz="6" w:color="808080"/>
+              <w:right w:val="single" w:sz="6" w:color="808080"/>
+              <w:insideH w:val="single" w:sz="6" w:color="808080"/>
+              <w:insideV w:val="single" w:sz="6" w:color="808080"/>
+            </w:tcBorders>
+          </w:tcPr>
+          <w:p>
+            <w:pPr>
+              <w:spacing w:after="0"/>
+            </w:pPr>
+            <w:r>
+              <w:rPr>
+                <w:rFonts w:ascii="Times New Roman" w:hAnsi="Times New Roman" w:eastAsia="Malgun Gothic"/>
+                <w:b w:val="0"/>
+                <w:i w:val="0"/>
+                <w:color w:val="000000"/>
+                <w:sz w:val="18"/>
+              </w:rPr>
+              <w:t>이 여권 분실 신고서를 작성해 주세요.</w:t>
+            </w:r>
+          </w:p>
+        </w:tc>
+      </w:tr>
+      <w:tr>
+        <w:tc>
+          <w:tcPr>
+            <w:tcW w:type="dxa" w:w="5000"/>
+            <w:vAlign w:val="center"/>
+            <w:tcMar>
+              <w:top w:w="70" w:type="dxa"/>
+              <w:bottom w:w="70" w:type="dxa"/>
+              <w:start w:w="90" w:type="dxa"/>
+              <w:end w:w="90" w:type="dxa"/>
+            </w:tcMar>
+            <w:tcBorders>
+              <w:top w:val="single" w:sz="6" w:color="808080"/>
+              <w:left w:val="single" w:sz="6" w:color="808080"/>
+              <w:bottom w:val="single" w:sz="6" w:color="808080"/>
+              <w:right w:val="single" w:sz="6" w:color="808080"/>
+              <w:insideH w:val="single" w:sz="6" w:color="808080"/>
+              <w:insideV w:val="single" w:sz="6" w:color="808080"/>
+            </w:tcBorders>
+          </w:tcPr>
+          <w:p>
+            <w:pPr>
+              <w:spacing w:after="0"/>
+            </w:pPr>
+            <w:r>
+              <w:rPr>
+                <w:rFonts w:ascii="Times New Roman" w:hAnsi="Times New Roman" w:eastAsia="Malgun Gothic"/>
+                <w:b w:val="0"/>
+                <w:i w:val="0"/>
+                <w:color w:val="000000"/>
+                <w:sz w:val="18"/>
+              </w:rPr>
+              <w:t>Could you tell me where the embassy is?</w:t>
+            </w:r>
+          </w:p>
+        </w:tc>
+        <w:tc>
+          <w:tcPr>
+            <w:tcW w:type="dxa" w:w="4000"/>
+            <w:vAlign w:val="center"/>
+            <w:tcMar>
+              <w:top w:w="70" w:type="dxa"/>
+              <w:bottom w:w="70" w:type="dxa"/>
+              <w:start w:w="90" w:type="dxa"/>
+              <w:end w:w="90" w:type="dxa"/>
+            </w:tcMar>
+            <w:tcBorders>
+              <w:top w:val="single" w:sz="6" w:color="808080"/>
+              <w:left w:val="single" w:sz="6" w:color="808080"/>
+              <w:bottom w:val="single" w:sz="6" w:color="808080"/>
+              <w:right w:val="single" w:sz="6" w:color="808080"/>
+              <w:insideH w:val="single" w:sz="6" w:color="808080"/>
+              <w:insideV w:val="single" w:sz="6" w:color="808080"/>
+            </w:tcBorders>
+          </w:tcPr>
+          <w:p>
+            <w:pPr>
+              <w:spacing w:after="0"/>
+            </w:pPr>
+            <w:r>
+              <w:rPr>
+                <w:rFonts w:ascii="Times New Roman" w:hAnsi="Times New Roman" w:eastAsia="Malgun Gothic"/>
+                <w:b w:val="0"/>
+                <w:i w:val="0"/>
+                <w:color w:val="000000"/>
+                <w:sz w:val="18"/>
+              </w:rPr>
+              <w:t>대사관이 어디에 있는지 알려주시겠어요?</w:t>
+            </w:r>
+          </w:p>
+        </w:tc>
+      </w:tr>
+      <w:tr>
+        <w:tc>
+          <w:tcPr>
+            <w:tcW w:type="dxa" w:w="5000"/>
+            <w:vAlign w:val="center"/>
+            <w:tcMar>
+              <w:top w:w="70" w:type="dxa"/>
+              <w:bottom w:w="70" w:type="dxa"/>
+              <w:start w:w="90" w:type="dxa"/>
+              <w:end w:w="90" w:type="dxa"/>
+            </w:tcMar>
+            <w:tcBorders>
+              <w:top w:val="single" w:sz="6" w:color="808080"/>
+              <w:left w:val="single" w:sz="6" w:color="808080"/>
+              <w:bottom w:val="single" w:sz="6" w:color="808080"/>
+              <w:right w:val="single" w:sz="6" w:color="808080"/>
+              <w:insideH w:val="single" w:sz="6" w:color="808080"/>
+              <w:insideV w:val="single" w:sz="6" w:color="808080"/>
+            </w:tcBorders>
+          </w:tcPr>
+          <w:p>
+            <w:pPr>
+              <w:spacing w:after="0"/>
+            </w:pPr>
+            <w:r>
+              <w:rPr>
+                <w:rFonts w:ascii="Times New Roman" w:hAnsi="Times New Roman" w:eastAsia="Malgun Gothic"/>
+                <w:b w:val="0"/>
+                <w:i w:val="0"/>
+                <w:color w:val="000000"/>
+                <w:sz w:val="18"/>
+              </w:rPr>
+              <w:t>Can they issue an emergency travel document?</w:t>
+            </w:r>
+          </w:p>
+        </w:tc>
+        <w:tc>
+          <w:tcPr>
+            <w:tcW w:type="dxa" w:w="4000"/>
+            <w:vAlign w:val="center"/>
+            <w:tcMar>
+              <w:top w:w="70" w:type="dxa"/>
+              <w:bottom w:w="70" w:type="dxa"/>
+              <w:start w:w="90" w:type="dxa"/>
+              <w:end w:w="90" w:type="dxa"/>
+            </w:tcMar>
+            <w:tcBorders>
+              <w:top w:val="single" w:sz="6" w:color="808080"/>
+              <w:left w:val="single" w:sz="6" w:color="808080"/>
+              <w:bottom w:val="single" w:sz="6" w:color="808080"/>
+              <w:right w:val="single" w:sz="6" w:color="808080"/>
+              <w:insideH w:val="single" w:sz="6" w:color="808080"/>
+              <w:insideV w:val="single" w:sz="6" w:color="808080"/>
+            </w:tcBorders>
+          </w:tcPr>
+          <w:p>
+            <w:pPr>
+              <w:spacing w:after="0"/>
+            </w:pPr>
+            <w:r>
+              <w:rPr>
+                <w:rFonts w:ascii="Times New Roman" w:hAnsi="Times New Roman" w:eastAsia="Malgun Gothic"/>
+                <w:b w:val="0"/>
+                <w:i w:val="0"/>
+                <w:color w:val="000000"/>
+                <w:sz w:val="18"/>
+              </w:rPr>
+              <w:t>긴급 여행 증명서를 발급받을 수 있나요?</w:t>
+            </w:r>
+          </w:p>
+        </w:tc>
+      </w:tr>
+      <w:tr>
+        <w:tc>
+          <w:tcPr>
+            <w:tcW w:type="dxa" w:w="5000"/>
+            <w:vAlign w:val="center"/>
+            <w:tcMar>
+              <w:top w:w="70" w:type="dxa"/>
+              <w:bottom w:w="70" w:type="dxa"/>
+              <w:start w:w="90" w:type="dxa"/>
+              <w:end w:w="90" w:type="dxa"/>
+            </w:tcMar>
+            <w:tcBorders>
+              <w:top w:val="single" w:sz="6" w:color="808080"/>
+              <w:left w:val="single" w:sz="6" w:color="808080"/>
+              <w:bottom w:val="single" w:sz="6" w:color="808080"/>
+              <w:right w:val="single" w:sz="6" w:color="808080"/>
+              <w:insideH w:val="single" w:sz="6" w:color="808080"/>
+              <w:insideV w:val="single" w:sz="6" w:color="808080"/>
+            </w:tcBorders>
+          </w:tcPr>
+          <w:p>
+            <w:pPr>
+              <w:spacing w:after="0"/>
+            </w:pPr>
+            <w:r>
+              <w:rPr>
+                <w:rFonts w:ascii="Times New Roman" w:hAnsi="Times New Roman" w:eastAsia="Malgun Gothic"/>
+                <w:b w:val="0"/>
+                <w:i w:val="0"/>
+                <w:color w:val="000000"/>
+                <w:sz w:val="18"/>
+              </w:rPr>
+              <w:t>I'm traveling with my daughter.</w:t>
+            </w:r>
+          </w:p>
+        </w:tc>
+        <w:tc>
+          <w:tcPr>
+            <w:tcW w:type="dxa" w:w="4000"/>
+            <w:vAlign w:val="center"/>
+            <w:tcMar>
+              <w:top w:w="70" w:type="dxa"/>
+              <w:bottom w:w="70" w:type="dxa"/>
+              <w:start w:w="90" w:type="dxa"/>
+              <w:end w:w="90" w:type="dxa"/>
+            </w:tcMar>
+            <w:tcBorders>
+              <w:top w:val="single" w:sz="6" w:color="808080"/>
+              <w:left w:val="single" w:sz="6" w:color="808080"/>
+              <w:bottom w:val="single" w:sz="6" w:color="808080"/>
+              <w:right w:val="single" w:sz="6" w:color="808080"/>
+              <w:insideH w:val="single" w:sz="6" w:color="808080"/>
+              <w:insideV w:val="single" w:sz="6" w:color="808080"/>
+            </w:tcBorders>
+          </w:tcPr>
+          <w:p>
+            <w:pPr>
+              <w:spacing w:after="0"/>
+            </w:pPr>
+            <w:r>
+              <w:rPr>
+                <w:rFonts w:ascii="Times New Roman" w:hAnsi="Times New Roman" w:eastAsia="Malgun Gothic"/>
+                <w:b w:val="0"/>
+                <w:i w:val="0"/>
+                <w:color w:val="000000"/>
+                <w:sz w:val="18"/>
+              </w:rPr>
+              <w:t>저는 딸과 함께 여행 중이에요.</w:t>
+            </w:r>
+          </w:p>
+        </w:tc>
+      </w:tr>
+    </w:tbl>
+    <w:p>
+      <w:pPr>
+        <w:spacing w:after="100"/>
+      </w:pPr>
+    </w:p>
+    <w:p>
+      <w:pPr>
+        <w:spacing w:after="0"/>
+      </w:pPr>
+      <w:r>
+        <w:rPr>
+          <w:rFonts w:ascii="Times New Roman" w:hAnsi="Times New Roman" w:eastAsia="Malgun Gothic"/>
+          <w:b w:val="0"/>
+          <w:i/>
+          <w:color w:val="000000"/>
+          <w:sz w:val="20"/>
+        </w:rPr>
+        <w:t>Correction focus: request forms (Could you ...? / Is there ...? / Do you have ...?) and clear short answers.</w:t>
+      </w:r>
+    </w:p>
+    <w:p>
+      <w:pPr>
+        <w:spacing w:after="100"/>
+      </w:pPr>
     </w:p>
     <w:p>
       <w:pPr>
